--- a/00-首页/题组Word/阶段测试卷/化学原理阶段测试卷II.docx
+++ b/00-首页/题组Word/阶段测试卷/化学原理阶段测试卷II.docx
@@ -112,79 +112,6 @@
           <w:rFonts w:hint="eastAsia" w:ascii="Times New Roman" w:hAnsi="Times New Roman" w:eastAsia="Times New Roman" w:cs="Times New Roman"/>
         </w:rPr>
         <w:t>）</w:t>
-      </w:r>
-    </w:p>
-    <w:p>
-      <w:pPr>
-        <w:pStyle w:val="BlockText"/>
-      </w:pPr>
-      <w:r>
-        <w:rPr>
-          <w:rFonts w:hint="eastAsia" w:ascii="Times New Roman" w:hAnsi="Times New Roman" w:eastAsia="FangSong" w:cs="Times New Roman"/>
-          <w:b/>
-          <w:bCs/>
-        </w:rPr>
-        <w:t xml:space="preserve">来源</w:t>
-      </w:r>
-      <w:r>
-        <w:rPr>
-          <w:rFonts w:hint="eastAsia" w:ascii="Times New Roman" w:hAnsi="Times New Roman" w:eastAsia="Times New Roman" w:cs="Times New Roman"/>
-        </w:rPr>
-        <w:t>：</w:t>
-      </w:r>
-      <w:r>
-        <w:rPr>
-          <w:rFonts w:hint="eastAsia" w:ascii="Times New Roman" w:hAnsi="Times New Roman" w:eastAsia="FangSong" w:cs="Times New Roman"/>
-        </w:rPr>
-        <w:t>题</w:t>
-      </w:r>
-      <w:r>
-        <w:rPr>
-          <w:rFonts w:hint="eastAsia" w:ascii="Times New Roman" w:hAnsi="Times New Roman" w:eastAsia="Times New Roman" w:cs="Times New Roman"/>
-        </w:rPr>
-        <w:t>-826-</w:t>
-      </w:r>
-      <w:r>
-        <w:rPr>
-          <w:rFonts w:hint="eastAsia" w:ascii="Times New Roman" w:hAnsi="Times New Roman" w:eastAsia="FangSong" w:cs="Times New Roman"/>
-        </w:rPr>
-        <w:t>二分册</w:t>
-      </w:r>
-      <w:r>
-        <w:rPr>
-          <w:rFonts w:hint="eastAsia" w:ascii="Times New Roman" w:hAnsi="Times New Roman" w:eastAsia="Times New Roman" w:cs="Times New Roman"/>
-        </w:rPr>
-        <w:t>-L1</w:t>
-      </w:r>
-      <w:r>
-        <w:rPr>
-          <w:rFonts w:hint="eastAsia" w:ascii="Times New Roman" w:hAnsi="Times New Roman" w:eastAsia="FangSong" w:cs="Times New Roman"/>
-        </w:rPr>
-        <w:t>对例</w:t>
-      </w:r>
-      <w:r>
-        <w:rPr>
-          <w:rFonts w:hint="eastAsia" w:ascii="Times New Roman" w:hAnsi="Times New Roman" w:eastAsia="Times New Roman" w:cs="Times New Roman"/>
-        </w:rPr>
-        <w:t>1-2002</w:t>
-      </w:r>
-      <w:r>
-        <w:rPr>
-          <w:rFonts w:hint="eastAsia" w:ascii="Times New Roman" w:hAnsi="Times New Roman" w:eastAsia="FangSong" w:cs="Times New Roman"/>
-        </w:rPr>
-        <w:t>初赛</w:t>
-      </w:r>
-      <w:r>
-        <w:rPr>
-          <w:rFonts w:hint="eastAsia" w:ascii="Times New Roman" w:hAnsi="Times New Roman" w:eastAsia="Times New Roman" w:cs="Times New Roman"/>
-        </w:rPr>
-        <w:t>XeF2</w:t>
-      </w:r>
-      <w:r>
-        <w:rPr>
-          <w:rFonts w:hint="eastAsia" w:ascii="Times New Roman" w:hAnsi="Times New Roman" w:eastAsia="FangSong" w:cs="Times New Roman"/>
-        </w:rPr>
-        <w:t>制备条件</w:t>
       </w:r>
     </w:p>
     <w:p>
@@ -880,6 +807,31 @@
         <w:t>。</w:t>
       </w:r>
     </w:p>
+    <w:p>
+      <w:pPr>
+        <w:spacing w:before="0" w:after="0"/>
+      </w:pPr>
+    </w:p>
+    <w:p>
+      <w:pPr>
+        <w:spacing w:before="0" w:after="0"/>
+      </w:pPr>
+    </w:p>
+    <w:p>
+      <w:pPr>
+        <w:spacing w:before="0" w:after="0"/>
+      </w:pPr>
+    </w:p>
+    <w:p>
+      <w:pPr>
+        <w:spacing w:before="0" w:after="0"/>
+      </w:pPr>
+    </w:p>
+    <w:p>
+      <w:pPr>
+        <w:spacing w:before="0" w:after="0"/>
+      </w:pPr>
+    </w:p>
     <w:bookmarkEnd w:id="12"/>
     <w:bookmarkStart w:id="16" w:name="分-1"/>
     <w:p>
@@ -910,73 +862,6 @@
           <w:rFonts w:hint="eastAsia" w:ascii="Times New Roman" w:hAnsi="Times New Roman" w:eastAsia="Times New Roman" w:cs="Times New Roman"/>
         </w:rPr>
         <w:t>）</w:t>
-      </w:r>
-    </w:p>
-    <w:p>
-      <w:pPr>
-        <w:pStyle w:val="BlockText"/>
-      </w:pPr>
-      <w:r>
-        <w:rPr>
-          <w:rFonts w:hint="eastAsia" w:ascii="Times New Roman" w:hAnsi="Times New Roman" w:eastAsia="FangSong" w:cs="Times New Roman"/>
-          <w:b/>
-          <w:bCs/>
-        </w:rPr>
-        <w:t xml:space="preserve">来源</w:t>
-      </w:r>
-      <w:r>
-        <w:rPr>
-          <w:rFonts w:hint="eastAsia" w:ascii="Times New Roman" w:hAnsi="Times New Roman" w:eastAsia="Times New Roman" w:cs="Times New Roman"/>
-        </w:rPr>
-        <w:t>：</w:t>
-      </w:r>
-      <w:r>
-        <w:rPr>
-          <w:rFonts w:hint="eastAsia" w:ascii="Times New Roman" w:hAnsi="Times New Roman" w:eastAsia="FangSong" w:cs="Times New Roman"/>
-        </w:rPr>
-        <w:t>题</w:t>
-      </w:r>
-      <w:r>
-        <w:rPr>
-          <w:rFonts w:hint="eastAsia" w:ascii="Times New Roman" w:hAnsi="Times New Roman" w:eastAsia="Times New Roman" w:cs="Times New Roman"/>
-        </w:rPr>
-        <w:t>-829-</w:t>
-      </w:r>
-      <w:r>
-        <w:rPr>
-          <w:rFonts w:hint="eastAsia" w:ascii="Times New Roman" w:hAnsi="Times New Roman" w:eastAsia="FangSong" w:cs="Times New Roman"/>
-        </w:rPr>
-        <w:t>二分册</w:t>
-      </w:r>
-      <w:r>
-        <w:rPr>
-          <w:rFonts w:hint="eastAsia" w:ascii="Times New Roman" w:hAnsi="Times New Roman" w:eastAsia="Times New Roman" w:cs="Times New Roman"/>
-        </w:rPr>
-        <w:t>-L1</w:t>
-      </w:r>
-      <w:r>
-        <w:rPr>
-          <w:rFonts w:hint="eastAsia" w:ascii="Times New Roman" w:hAnsi="Times New Roman" w:eastAsia="FangSong" w:cs="Times New Roman"/>
-        </w:rPr>
-        <w:t>对例</w:t>
-      </w:r>
-      <w:r>
-        <w:rPr>
-          <w:rFonts w:hint="eastAsia" w:ascii="Times New Roman" w:hAnsi="Times New Roman" w:eastAsia="Times New Roman" w:cs="Times New Roman"/>
-        </w:rPr>
-        <w:t>4-2006</w:t>
-      </w:r>
-      <w:r>
-        <w:rPr>
-          <w:rFonts w:hint="eastAsia" w:ascii="Times New Roman" w:hAnsi="Times New Roman" w:eastAsia="FangSong" w:cs="Times New Roman"/>
-        </w:rPr>
-        <w:t>初赛甲醇合成工艺</w:t>
-      </w:r>
-      <w:r>
-        <w:rPr>
-          <w:rFonts w:hint="eastAsia" w:ascii="Times New Roman" w:hAnsi="Times New Roman" w:eastAsia="Times New Roman" w:cs="Times New Roman"/>
-        </w:rPr>
-        <w:t>Kp</w:t>
       </w:r>
     </w:p>
     <w:p>
@@ -1062,7 +947,7 @@
         </w:rPr>
         <w:drawing>
           <wp:inline>
-            <wp:extent cx="3600000" cy="770205"/>
+            <wp:extent cx="3600000" cy="763811"/>
             <wp:effectExtent b="0" l="0" r="0" t="0"/>
             <wp:docPr descr="" title="" id="14" name="Picture"/>
             <a:graphic>
@@ -1083,7 +968,7 @@
                   <pic:spPr bwMode="auto">
                     <a:xfrm>
                       <a:off x="0" y="0"/>
-                      <a:ext cx="3600000" cy="770205"/>
+                      <a:ext cx="3600000" cy="763811"/>
                     </a:xfrm>
                     <a:prstGeom prst="rect">
                       <a:avLst/>
@@ -2288,6 +2173,46 @@
         <w:t xml:space="preserve">。</w:t>
       </w:r>
     </w:p>
+    <w:p>
+      <w:pPr>
+        <w:spacing w:before="0" w:after="0"/>
+      </w:pPr>
+    </w:p>
+    <w:p>
+      <w:pPr>
+        <w:spacing w:before="0" w:after="0"/>
+      </w:pPr>
+    </w:p>
+    <w:p>
+      <w:pPr>
+        <w:spacing w:before="0" w:after="0"/>
+      </w:pPr>
+    </w:p>
+    <w:p>
+      <w:pPr>
+        <w:spacing w:before="0" w:after="0"/>
+      </w:pPr>
+    </w:p>
+    <w:p>
+      <w:pPr>
+        <w:spacing w:before="0" w:after="0"/>
+      </w:pPr>
+    </w:p>
+    <w:p>
+      <w:pPr>
+        <w:spacing w:before="0" w:after="0"/>
+      </w:pPr>
+    </w:p>
+    <w:p>
+      <w:pPr>
+        <w:spacing w:before="0" w:after="0"/>
+      </w:pPr>
+    </w:p>
+    <w:p>
+      <w:pPr>
+        <w:spacing w:before="0" w:after="0"/>
+      </w:pPr>
+    </w:p>
     <w:bookmarkEnd w:id="16"/>
     <w:bookmarkStart w:id="17" w:name="分-2"/>
     <w:p>
@@ -2318,79 +2243,6 @@
           <w:rFonts w:hint="eastAsia" w:ascii="Times New Roman" w:hAnsi="Times New Roman" w:eastAsia="Times New Roman" w:cs="Times New Roman"/>
         </w:rPr>
         <w:t>）</w:t>
-      </w:r>
-    </w:p>
-    <w:p>
-      <w:pPr>
-        <w:pStyle w:val="BlockText"/>
-      </w:pPr>
-      <w:r>
-        <w:rPr>
-          <w:rFonts w:hint="eastAsia" w:ascii="Times New Roman" w:hAnsi="Times New Roman" w:eastAsia="FangSong" w:cs="Times New Roman"/>
-          <w:b/>
-          <w:bCs/>
-        </w:rPr>
-        <w:t xml:space="preserve">来源</w:t>
-      </w:r>
-      <w:r>
-        <w:rPr>
-          <w:rFonts w:hint="eastAsia" w:ascii="Times New Roman" w:hAnsi="Times New Roman" w:eastAsia="Times New Roman" w:cs="Times New Roman"/>
-        </w:rPr>
-        <w:t>：</w:t>
-      </w:r>
-      <w:r>
-        <w:rPr>
-          <w:rFonts w:hint="eastAsia" w:ascii="Times New Roman" w:hAnsi="Times New Roman" w:eastAsia="FangSong" w:cs="Times New Roman"/>
-        </w:rPr>
-        <w:t>题</w:t>
-      </w:r>
-      <w:r>
-        <w:rPr>
-          <w:rFonts w:hint="eastAsia" w:ascii="Times New Roman" w:hAnsi="Times New Roman" w:eastAsia="Times New Roman" w:cs="Times New Roman"/>
-        </w:rPr>
-        <w:t>-835-</w:t>
-      </w:r>
-      <w:r>
-        <w:rPr>
-          <w:rFonts w:hint="eastAsia" w:ascii="Times New Roman" w:hAnsi="Times New Roman" w:eastAsia="FangSong" w:cs="Times New Roman"/>
-        </w:rPr>
-        <w:t>二分册</w:t>
-      </w:r>
-      <w:r>
-        <w:rPr>
-          <w:rFonts w:hint="eastAsia" w:ascii="Times New Roman" w:hAnsi="Times New Roman" w:eastAsia="Times New Roman" w:cs="Times New Roman"/>
-        </w:rPr>
-        <w:t>-L1</w:t>
-      </w:r>
-      <w:r>
-        <w:rPr>
-          <w:rFonts w:hint="eastAsia" w:ascii="Times New Roman" w:hAnsi="Times New Roman" w:eastAsia="FangSong" w:cs="Times New Roman"/>
-        </w:rPr>
-        <w:t>实</w:t>
-      </w:r>
-      <w:r>
-        <w:rPr>
-          <w:rFonts w:hint="eastAsia" w:ascii="Times New Roman" w:hAnsi="Times New Roman" w:eastAsia="Times New Roman" w:cs="Times New Roman"/>
-        </w:rPr>
-        <w:t>6-</w:t>
-      </w:r>
-      <w:r>
-        <w:rPr>
-          <w:rFonts w:hint="eastAsia" w:ascii="Times New Roman" w:hAnsi="Times New Roman" w:eastAsia="FangSong" w:cs="Times New Roman"/>
-        </w:rPr>
-        <w:t>血红蛋白</w:t>
-      </w:r>
-      <w:r>
-        <w:rPr>
-          <w:rFonts w:hint="eastAsia" w:ascii="Times New Roman" w:hAnsi="Times New Roman" w:eastAsia="Times New Roman" w:cs="Times New Roman"/>
-        </w:rPr>
-        <w:t>CO</w:t>
-      </w:r>
-      <w:r>
-        <w:rPr>
-          <w:rFonts w:hint="eastAsia" w:ascii="Times New Roman" w:hAnsi="Times New Roman" w:eastAsia="FangSong" w:cs="Times New Roman"/>
-        </w:rPr>
-        <w:t>中毒与乳酸作用</w:t>
       </w:r>
     </w:p>
     <w:p>
@@ -3465,6 +3317,46 @@
         <w:t>：____。</w:t>
       </w:r>
     </w:p>
+    <w:p>
+      <w:pPr>
+        <w:spacing w:before="0" w:after="0"/>
+      </w:pPr>
+    </w:p>
+    <w:p>
+      <w:pPr>
+        <w:spacing w:before="0" w:after="0"/>
+      </w:pPr>
+    </w:p>
+    <w:p>
+      <w:pPr>
+        <w:spacing w:before="0" w:after="0"/>
+      </w:pPr>
+    </w:p>
+    <w:p>
+      <w:pPr>
+        <w:spacing w:before="0" w:after="0"/>
+      </w:pPr>
+    </w:p>
+    <w:p>
+      <w:pPr>
+        <w:spacing w:before="0" w:after="0"/>
+      </w:pPr>
+    </w:p>
+    <w:p>
+      <w:pPr>
+        <w:spacing w:before="0" w:after="0"/>
+      </w:pPr>
+    </w:p>
+    <w:p>
+      <w:pPr>
+        <w:spacing w:before="0" w:after="0"/>
+      </w:pPr>
+    </w:p>
+    <w:p>
+      <w:pPr>
+        <w:spacing w:before="0" w:after="0"/>
+      </w:pPr>
+    </w:p>
     <w:bookmarkEnd w:id="17"/>
     <w:bookmarkStart w:id="18" w:name="分-3"/>
     <w:p>
@@ -3495,67 +3387,6 @@
           <w:rFonts w:hint="eastAsia" w:ascii="Times New Roman" w:hAnsi="Times New Roman" w:eastAsia="Times New Roman" w:cs="Times New Roman"/>
         </w:rPr>
         <w:t>）</w:t>
-      </w:r>
-    </w:p>
-    <w:p>
-      <w:pPr>
-        <w:pStyle w:val="BlockText"/>
-      </w:pPr>
-      <w:r>
-        <w:rPr>
-          <w:rFonts w:hint="eastAsia" w:ascii="Times New Roman" w:hAnsi="Times New Roman" w:eastAsia="FangSong" w:cs="Times New Roman"/>
-          <w:b/>
-          <w:bCs/>
-        </w:rPr>
-        <w:t xml:space="preserve">来源</w:t>
-      </w:r>
-      <w:r>
-        <w:rPr>
-          <w:rFonts w:hint="eastAsia" w:ascii="Times New Roman" w:hAnsi="Times New Roman" w:eastAsia="Times New Roman" w:cs="Times New Roman"/>
-        </w:rPr>
-        <w:t>：</w:t>
-      </w:r>
-      <w:r>
-        <w:rPr>
-          <w:rFonts w:hint="eastAsia" w:ascii="Times New Roman" w:hAnsi="Times New Roman" w:eastAsia="FangSong" w:cs="Times New Roman"/>
-        </w:rPr>
-        <w:t>题</w:t>
-      </w:r>
-      <w:r>
-        <w:rPr>
-          <w:rFonts w:hint="eastAsia" w:ascii="Times New Roman" w:hAnsi="Times New Roman" w:eastAsia="Times New Roman" w:cs="Times New Roman"/>
-        </w:rPr>
-        <w:t>-837-</w:t>
-      </w:r>
-      <w:r>
-        <w:rPr>
-          <w:rFonts w:hint="eastAsia" w:ascii="Times New Roman" w:hAnsi="Times New Roman" w:eastAsia="FangSong" w:cs="Times New Roman"/>
-        </w:rPr>
-        <w:t>二分册</w:t>
-      </w:r>
-      <w:r>
-        <w:rPr>
-          <w:rFonts w:hint="eastAsia" w:ascii="Times New Roman" w:hAnsi="Times New Roman" w:eastAsia="Times New Roman" w:cs="Times New Roman"/>
-        </w:rPr>
-        <w:t>-L1</w:t>
-      </w:r>
-      <w:r>
-        <w:rPr>
-          <w:rFonts w:hint="eastAsia" w:ascii="Times New Roman" w:hAnsi="Times New Roman" w:eastAsia="FangSong" w:cs="Times New Roman"/>
-        </w:rPr>
-        <w:t>实</w:t>
-      </w:r>
-      <w:r>
-        <w:rPr>
-          <w:rFonts w:hint="eastAsia" w:ascii="Times New Roman" w:hAnsi="Times New Roman" w:eastAsia="Times New Roman" w:cs="Times New Roman"/>
-        </w:rPr>
-        <w:t>8-</w:t>
-      </w:r>
-      <w:r>
-        <w:rPr>
-          <w:rFonts w:hint="eastAsia" w:ascii="Times New Roman" w:hAnsi="Times New Roman" w:eastAsia="FangSong" w:cs="Times New Roman"/>
-        </w:rPr>
-        <w:t>勒沙特列原理解释啤酒泡沫</w:t>
       </w:r>
     </w:p>
     <w:p>
@@ -3716,6 +3547,31 @@
         <w:t>）</w:t>
       </w:r>
     </w:p>
+    <w:p>
+      <w:pPr>
+        <w:spacing w:before="0" w:after="0"/>
+      </w:pPr>
+    </w:p>
+    <w:p>
+      <w:pPr>
+        <w:spacing w:before="0" w:after="0"/>
+      </w:pPr>
+    </w:p>
+    <w:p>
+      <w:pPr>
+        <w:spacing w:before="0" w:after="0"/>
+      </w:pPr>
+    </w:p>
+    <w:p>
+      <w:pPr>
+        <w:spacing w:before="0" w:after="0"/>
+      </w:pPr>
+    </w:p>
+    <w:p>
+      <w:pPr>
+        <w:spacing w:before="0" w:after="0"/>
+      </w:pPr>
+    </w:p>
     <w:bookmarkStart w:id="20" w:name="分-4"/>
     <w:p>
       <w:pPr>
@@ -3749,45 +3605,13 @@
     </w:p>
     <w:p>
       <w:pPr>
-        <w:pStyle w:val="BlockText"/>
-      </w:pPr>
-      <w:r>
-        <w:rPr>
-          <w:rFonts w:hint="eastAsia" w:ascii="Times New Roman" w:hAnsi="Times New Roman" w:eastAsia="FangSong" w:cs="Times New Roman"/>
-          <w:b/>
-          <w:bCs/>
-        </w:rPr>
-        <w:t xml:space="preserve">来源</w:t>
-      </w:r>
-      <w:r>
-        <w:rPr>
-          <w:rFonts w:hint="eastAsia" w:ascii="Times New Roman" w:hAnsi="Times New Roman" w:eastAsia="Times New Roman" w:cs="Times New Roman"/>
-        </w:rPr>
-        <w:t>：</w:t>
-      </w:r>
-      <w:r>
-        <w:rPr>
-          <w:rFonts w:hint="eastAsia" w:ascii="Times New Roman" w:hAnsi="Times New Roman" w:eastAsia="FangSong" w:cs="Times New Roman"/>
-        </w:rPr>
-        <w:t>题</w:t>
-      </w:r>
-      <w:r>
-        <w:rPr>
-          <w:rFonts w:hint="eastAsia" w:ascii="Times New Roman" w:hAnsi="Times New Roman" w:eastAsia="Times New Roman" w:cs="Times New Roman"/>
-        </w:rPr>
-        <w:t>-846-</w:t>
-      </w:r>
-      <w:r>
-        <w:rPr>
-          <w:rFonts w:hint="eastAsia" w:ascii="Times New Roman" w:hAnsi="Times New Roman" w:eastAsia="FangSong" w:cs="Times New Roman"/>
-        </w:rPr>
-        <w:t>二分册</w:t>
-      </w:r>
-      <w:r>
-        <w:rPr>
-          <w:rFonts w:hint="eastAsia" w:ascii="Times New Roman" w:hAnsi="Times New Roman" w:eastAsia="Times New Roman" w:cs="Times New Roman"/>
-        </w:rPr>
-        <w:t>-L2</w:t>
+        <w:pStyle w:val="FirstParagraph"/>
+      </w:pPr>
+      <w:r>
+        <w:rPr>
+          <w:rFonts w:hint="eastAsia" w:ascii="Times New Roman" w:hAnsi="Times New Roman" w:eastAsia="Times New Roman" w:cs="Times New Roman"/>
+        </w:rPr>
+        <w:t>【</w:t>
       </w:r>
       <w:r>
         <w:rPr>
@@ -3797,53 +3621,6 @@
       </w:r>
       <w:r>
         <w:rPr>
-          <w:rFonts w:hint="eastAsia" w:ascii="Times New Roman" w:hAnsi="Times New Roman" w:eastAsia="Times New Roman" w:cs="Times New Roman"/>
-        </w:rPr>
-        <w:t>3-NH3</w:t>
-      </w:r>
-      <w:r>
-        <w:rPr>
-          <w:rFonts w:hint="eastAsia" w:ascii="Times New Roman" w:hAnsi="Times New Roman" w:eastAsia="FangSong" w:cs="Times New Roman"/>
-        </w:rPr>
-        <w:t>与</w:t>
-      </w:r>
-      <w:r>
-        <w:rPr>
-          <w:rFonts w:hint="eastAsia" w:ascii="Times New Roman" w:hAnsi="Times New Roman" w:eastAsia="Times New Roman" w:cs="Times New Roman"/>
-        </w:rPr>
-        <w:t>NH4Cl</w:t>
-      </w:r>
-      <w:r>
-        <w:rPr>
-          <w:rFonts w:hint="eastAsia" w:ascii="Times New Roman" w:hAnsi="Times New Roman" w:eastAsia="FangSong" w:cs="Times New Roman"/>
-        </w:rPr>
-        <w:t>缓冲溶液</w:t>
-      </w:r>
-      <w:r>
-        <w:rPr>
-          <w:rFonts w:hint="eastAsia" w:ascii="Times New Roman" w:hAnsi="Times New Roman" w:eastAsia="Times New Roman" w:cs="Times New Roman"/>
-        </w:rPr>
-        <w:t>pH</w:t>
-      </w:r>
-    </w:p>
-    <w:p>
-      <w:pPr>
-        <w:pStyle w:val="FirstParagraph"/>
-      </w:pPr>
-      <w:r>
-        <w:rPr>
-          <w:rFonts w:hint="eastAsia" w:ascii="Times New Roman" w:hAnsi="Times New Roman" w:eastAsia="Times New Roman" w:cs="Times New Roman"/>
-        </w:rPr>
-        <w:t>【</w:t>
-      </w:r>
-      <w:r>
-        <w:rPr>
-          <w:rFonts w:hint="eastAsia" w:ascii="Times New Roman" w:hAnsi="Times New Roman" w:eastAsia="FangSong" w:cs="Times New Roman"/>
-        </w:rPr>
-        <w:t>例</w:t>
-      </w:r>
-      <w:r>
-        <w:rPr>
           <w:rFonts w:ascii="Times New Roman" w:hAnsi="Times New Roman" w:eastAsia="Times New Roman" w:cs="Times New Roman"/>
         </w:rPr>
         <w:t xml:space="preserve"> </w:t>
@@ -4047,6 +3824,31 @@
         </w:rPr>
         <w:t xml:space="preserve"> pH。</w:t>
       </w:r>
+    </w:p>
+    <w:p>
+      <w:pPr>
+        <w:spacing w:before="0" w:after="0"/>
+      </w:pPr>
+    </w:p>
+    <w:p>
+      <w:pPr>
+        <w:spacing w:before="0" w:after="0"/>
+      </w:pPr>
+    </w:p>
+    <w:p>
+      <w:pPr>
+        <w:spacing w:before="0" w:after="0"/>
+      </w:pPr>
+    </w:p>
+    <w:p>
+      <w:pPr>
+        <w:spacing w:before="0" w:after="0"/>
+      </w:pPr>
+    </w:p>
+    <w:p>
+      <w:pPr>
+        <w:spacing w:before="0" w:after="0"/>
+      </w:pPr>
     </w:p>
     <w:bookmarkEnd w:id="20"/>
     <w:bookmarkStart w:id="24" w:name="分-5"/>
@@ -4078,79 +3880,6 @@
           <w:rFonts w:hint="eastAsia" w:ascii="Times New Roman" w:hAnsi="Times New Roman" w:eastAsia="Times New Roman" w:cs="Times New Roman"/>
         </w:rPr>
         <w:t>）</w:t>
-      </w:r>
-    </w:p>
-    <w:p>
-      <w:pPr>
-        <w:pStyle w:val="BlockText"/>
-      </w:pPr>
-      <w:r>
-        <w:rPr>
-          <w:rFonts w:hint="eastAsia" w:ascii="Times New Roman" w:hAnsi="Times New Roman" w:eastAsia="FangSong" w:cs="Times New Roman"/>
-          <w:b/>
-          <w:bCs/>
-        </w:rPr>
-        <w:t xml:space="preserve">来源</w:t>
-      </w:r>
-      <w:r>
-        <w:rPr>
-          <w:rFonts w:hint="eastAsia" w:ascii="Times New Roman" w:hAnsi="Times New Roman" w:eastAsia="Times New Roman" w:cs="Times New Roman"/>
-        </w:rPr>
-        <w:t>：</w:t>
-      </w:r>
-      <w:r>
-        <w:rPr>
-          <w:rFonts w:hint="eastAsia" w:ascii="Times New Roman" w:hAnsi="Times New Roman" w:eastAsia="FangSong" w:cs="Times New Roman"/>
-        </w:rPr>
-        <w:t>题</w:t>
-      </w:r>
-      <w:r>
-        <w:rPr>
-          <w:rFonts w:hint="eastAsia" w:ascii="Times New Roman" w:hAnsi="Times New Roman" w:eastAsia="Times New Roman" w:cs="Times New Roman"/>
-        </w:rPr>
-        <w:t>-850-</w:t>
-      </w:r>
-      <w:r>
-        <w:rPr>
-          <w:rFonts w:hint="eastAsia" w:ascii="Times New Roman" w:hAnsi="Times New Roman" w:eastAsia="FangSong" w:cs="Times New Roman"/>
-        </w:rPr>
-        <w:t>二分册</w:t>
-      </w:r>
-      <w:r>
-        <w:rPr>
-          <w:rFonts w:hint="eastAsia" w:ascii="Times New Roman" w:hAnsi="Times New Roman" w:eastAsia="Times New Roman" w:cs="Times New Roman"/>
-        </w:rPr>
-        <w:t>-L2</w:t>
-      </w:r>
-      <w:r>
-        <w:rPr>
-          <w:rFonts w:hint="eastAsia" w:ascii="Times New Roman" w:hAnsi="Times New Roman" w:eastAsia="FangSong" w:cs="Times New Roman"/>
-        </w:rPr>
-        <w:t>对例</w:t>
-      </w:r>
-      <w:r>
-        <w:rPr>
-          <w:rFonts w:hint="eastAsia" w:ascii="Times New Roman" w:hAnsi="Times New Roman" w:eastAsia="Times New Roman" w:cs="Times New Roman"/>
-        </w:rPr>
-        <w:t>3-2009</w:t>
-      </w:r>
-      <w:r>
-        <w:rPr>
-          <w:rFonts w:hint="eastAsia" w:ascii="Times New Roman" w:hAnsi="Times New Roman" w:eastAsia="FangSong" w:cs="Times New Roman"/>
-        </w:rPr>
-        <w:t>上海交大</w:t>
-      </w:r>
-      <w:r>
-        <w:rPr>
-          <w:rFonts w:hint="eastAsia" w:ascii="Times New Roman" w:hAnsi="Times New Roman" w:eastAsia="Times New Roman" w:cs="Times New Roman"/>
-        </w:rPr>
-        <w:t>KHAc</w:t>
-      </w:r>
-      <w:r>
-        <w:rPr>
-          <w:rFonts w:hint="eastAsia" w:ascii="Times New Roman" w:hAnsi="Times New Roman" w:eastAsia="FangSong" w:cs="Times New Roman"/>
-        </w:rPr>
-        <w:t>测定与作图外推</w:t>
       </w:r>
     </w:p>
     <w:p>
@@ -5428,7 +5157,7 @@
         </w:rPr>
         <w:drawing>
           <wp:inline>
-            <wp:extent cx="3240000" cy="3357209"/>
+            <wp:extent cx="3221564" cy="3357209"/>
             <wp:effectExtent b="0" l="0" r="0" t="0"/>
             <wp:docPr descr="" title="" id="22" name="Picture"/>
             <a:graphic>
@@ -5449,7 +5178,7 @@
                   <pic:spPr bwMode="auto">
                     <a:xfrm>
                       <a:off x="0" y="0"/>
-                      <a:ext cx="3240000" cy="3357209"/>
+                      <a:ext cx="3221564" cy="3357209"/>
                     </a:xfrm>
                     <a:prstGeom prst="rect">
                       <a:avLst/>
@@ -5468,6 +5197,46 @@
         </w:drawing>
       </w:r>
     </w:p>
+    <w:p>
+      <w:pPr>
+        <w:spacing w:before="0" w:after="0"/>
+      </w:pPr>
+    </w:p>
+    <w:p>
+      <w:pPr>
+        <w:spacing w:before="0" w:after="0"/>
+      </w:pPr>
+    </w:p>
+    <w:p>
+      <w:pPr>
+        <w:spacing w:before="0" w:after="0"/>
+      </w:pPr>
+    </w:p>
+    <w:p>
+      <w:pPr>
+        <w:spacing w:before="0" w:after="0"/>
+      </w:pPr>
+    </w:p>
+    <w:p>
+      <w:pPr>
+        <w:spacing w:before="0" w:after="0"/>
+      </w:pPr>
+    </w:p>
+    <w:p>
+      <w:pPr>
+        <w:spacing w:before="0" w:after="0"/>
+      </w:pPr>
+    </w:p>
+    <w:p>
+      <w:pPr>
+        <w:spacing w:before="0" w:after="0"/>
+      </w:pPr>
+    </w:p>
+    <w:p>
+      <w:pPr>
+        <w:spacing w:before="0" w:after="0"/>
+      </w:pPr>
+    </w:p>
     <w:bookmarkEnd w:id="24"/>
     <w:bookmarkStart w:id="25" w:name="分-6"/>
     <w:p>
@@ -5498,79 +5267,6 @@
           <w:rFonts w:hint="eastAsia" w:ascii="Times New Roman" w:hAnsi="Times New Roman" w:eastAsia="Times New Roman" w:cs="Times New Roman"/>
         </w:rPr>
         <w:t>）</w:t>
-      </w:r>
-    </w:p>
-    <w:p>
-      <w:pPr>
-        <w:pStyle w:val="BlockText"/>
-      </w:pPr>
-      <w:r>
-        <w:rPr>
-          <w:rFonts w:hint="eastAsia" w:ascii="Times New Roman" w:hAnsi="Times New Roman" w:eastAsia="FangSong" w:cs="Times New Roman"/>
-          <w:b/>
-          <w:bCs/>
-        </w:rPr>
-        <w:t xml:space="preserve">来源</w:t>
-      </w:r>
-      <w:r>
-        <w:rPr>
-          <w:rFonts w:hint="eastAsia" w:ascii="Times New Roman" w:hAnsi="Times New Roman" w:eastAsia="Times New Roman" w:cs="Times New Roman"/>
-        </w:rPr>
-        <w:t>：</w:t>
-      </w:r>
-      <w:r>
-        <w:rPr>
-          <w:rFonts w:hint="eastAsia" w:ascii="Times New Roman" w:hAnsi="Times New Roman" w:eastAsia="FangSong" w:cs="Times New Roman"/>
-        </w:rPr>
-        <w:t>题</w:t>
-      </w:r>
-      <w:r>
-        <w:rPr>
-          <w:rFonts w:hint="eastAsia" w:ascii="Times New Roman" w:hAnsi="Times New Roman" w:eastAsia="Times New Roman" w:cs="Times New Roman"/>
-        </w:rPr>
-        <w:t>-852-</w:t>
-      </w:r>
-      <w:r>
-        <w:rPr>
-          <w:rFonts w:hint="eastAsia" w:ascii="Times New Roman" w:hAnsi="Times New Roman" w:eastAsia="FangSong" w:cs="Times New Roman"/>
-        </w:rPr>
-        <w:t>二分册</w:t>
-      </w:r>
-      <w:r>
-        <w:rPr>
-          <w:rFonts w:hint="eastAsia" w:ascii="Times New Roman" w:hAnsi="Times New Roman" w:eastAsia="Times New Roman" w:cs="Times New Roman"/>
-        </w:rPr>
-        <w:t>-L2</w:t>
-      </w:r>
-      <w:r>
-        <w:rPr>
-          <w:rFonts w:hint="eastAsia" w:ascii="Times New Roman" w:hAnsi="Times New Roman" w:eastAsia="FangSong" w:cs="Times New Roman"/>
-        </w:rPr>
-        <w:t>实</w:t>
-      </w:r>
-      <w:r>
-        <w:rPr>
-          <w:rFonts w:hint="eastAsia" w:ascii="Times New Roman" w:hAnsi="Times New Roman" w:eastAsia="Times New Roman" w:cs="Times New Roman"/>
-        </w:rPr>
-        <w:t>2-</w:t>
-      </w:r>
-      <w:r>
-        <w:rPr>
-          <w:rFonts w:hint="eastAsia" w:ascii="Times New Roman" w:hAnsi="Times New Roman" w:eastAsia="FangSong" w:cs="Times New Roman"/>
-        </w:rPr>
-        <w:t>酸碱稀释</w:t>
-      </w:r>
-      <w:r>
-        <w:rPr>
-          <w:rFonts w:hint="eastAsia" w:ascii="Times New Roman" w:hAnsi="Times New Roman" w:eastAsia="Times New Roman" w:cs="Times New Roman"/>
-        </w:rPr>
-        <w:t>pH</w:t>
-      </w:r>
-      <w:r>
-        <w:rPr>
-          <w:rFonts w:hint="eastAsia" w:ascii="Times New Roman" w:hAnsi="Times New Roman" w:eastAsia="FangSong" w:cs="Times New Roman"/>
-        </w:rPr>
-        <w:t>变化判断</w:t>
       </w:r>
     </w:p>
     <w:p>
@@ -6016,6 +5712,16 @@
         <w:t xml:space="preserve">7）</w:t>
       </w:r>
     </w:p>
+    <w:p>
+      <w:pPr>
+        <w:spacing w:before="0" w:after="0"/>
+      </w:pPr>
+    </w:p>
+    <w:p>
+      <w:pPr>
+        <w:spacing w:before="0" w:after="0"/>
+      </w:pPr>
+    </w:p>
     <w:bookmarkEnd w:id="25"/>
     <w:bookmarkStart w:id="26" w:name="分-7"/>
     <w:p>
@@ -6046,67 +5752,6 @@
           <w:rFonts w:hint="eastAsia" w:ascii="Times New Roman" w:hAnsi="Times New Roman" w:eastAsia="Times New Roman" w:cs="Times New Roman"/>
         </w:rPr>
         <w:t>）</w:t>
-      </w:r>
-    </w:p>
-    <w:p>
-      <w:pPr>
-        <w:pStyle w:val="BlockText"/>
-      </w:pPr>
-      <w:r>
-        <w:rPr>
-          <w:rFonts w:hint="eastAsia" w:ascii="Times New Roman" w:hAnsi="Times New Roman" w:eastAsia="FangSong" w:cs="Times New Roman"/>
-          <w:b/>
-          <w:bCs/>
-        </w:rPr>
-        <w:t xml:space="preserve">来源</w:t>
-      </w:r>
-      <w:r>
-        <w:rPr>
-          <w:rFonts w:hint="eastAsia" w:ascii="Times New Roman" w:hAnsi="Times New Roman" w:eastAsia="Times New Roman" w:cs="Times New Roman"/>
-        </w:rPr>
-        <w:t>：</w:t>
-      </w:r>
-      <w:r>
-        <w:rPr>
-          <w:rFonts w:hint="eastAsia" w:ascii="Times New Roman" w:hAnsi="Times New Roman" w:eastAsia="FangSong" w:cs="Times New Roman"/>
-        </w:rPr>
-        <w:t>题</w:t>
-      </w:r>
-      <w:r>
-        <w:rPr>
-          <w:rFonts w:hint="eastAsia" w:ascii="Times New Roman" w:hAnsi="Times New Roman" w:eastAsia="Times New Roman" w:cs="Times New Roman"/>
-        </w:rPr>
-        <w:t>-857-</w:t>
-      </w:r>
-      <w:r>
-        <w:rPr>
-          <w:rFonts w:hint="eastAsia" w:ascii="Times New Roman" w:hAnsi="Times New Roman" w:eastAsia="FangSong" w:cs="Times New Roman"/>
-        </w:rPr>
-        <w:t>二分册</w:t>
-      </w:r>
-      <w:r>
-        <w:rPr>
-          <w:rFonts w:hint="eastAsia" w:ascii="Times New Roman" w:hAnsi="Times New Roman" w:eastAsia="Times New Roman" w:cs="Times New Roman"/>
-        </w:rPr>
-        <w:t>-L2</w:t>
-      </w:r>
-      <w:r>
-        <w:rPr>
-          <w:rFonts w:hint="eastAsia" w:ascii="Times New Roman" w:hAnsi="Times New Roman" w:eastAsia="FangSong" w:cs="Times New Roman"/>
-        </w:rPr>
-        <w:t>实</w:t>
-      </w:r>
-      <w:r>
-        <w:rPr>
-          <w:rFonts w:hint="eastAsia" w:ascii="Times New Roman" w:hAnsi="Times New Roman" w:eastAsia="Times New Roman" w:cs="Times New Roman"/>
-        </w:rPr>
-        <w:t>7-</w:t>
-      </w:r>
-      <w:r>
-        <w:rPr>
-          <w:rFonts w:hint="eastAsia" w:ascii="Times New Roman" w:hAnsi="Times New Roman" w:eastAsia="FangSong" w:cs="Times New Roman"/>
-        </w:rPr>
-        <w:t>甘氨酸在不同介质中的存在形式</w:t>
       </w:r>
     </w:p>
     <w:p>
@@ -6436,6 +6081,31 @@
         <w:t>。</w:t>
       </w:r>
     </w:p>
+    <w:p>
+      <w:pPr>
+        <w:spacing w:before="0" w:after="0"/>
+      </w:pPr>
+    </w:p>
+    <w:p>
+      <w:pPr>
+        <w:spacing w:before="0" w:after="0"/>
+      </w:pPr>
+    </w:p>
+    <w:p>
+      <w:pPr>
+        <w:spacing w:before="0" w:after="0"/>
+      </w:pPr>
+    </w:p>
+    <w:p>
+      <w:pPr>
+        <w:spacing w:before="0" w:after="0"/>
+      </w:pPr>
+    </w:p>
+    <w:p>
+      <w:pPr>
+        <w:spacing w:before="0" w:after="0"/>
+      </w:pPr>
+    </w:p>
     <w:bookmarkEnd w:id="26"/>
     <w:bookmarkStart w:id="27" w:name="分-8"/>
     <w:p>
@@ -6466,67 +6136,6 @@
           <w:rFonts w:hint="eastAsia" w:ascii="Times New Roman" w:hAnsi="Times New Roman" w:eastAsia="Times New Roman" w:cs="Times New Roman"/>
         </w:rPr>
         <w:t>）</w:t>
-      </w:r>
-    </w:p>
-    <w:p>
-      <w:pPr>
-        <w:pStyle w:val="BlockText"/>
-      </w:pPr>
-      <w:r>
-        <w:rPr>
-          <w:rFonts w:hint="eastAsia" w:ascii="Times New Roman" w:hAnsi="Times New Roman" w:eastAsia="FangSong" w:cs="Times New Roman"/>
-          <w:b/>
-          <w:bCs/>
-        </w:rPr>
-        <w:t xml:space="preserve">来源</w:t>
-      </w:r>
-      <w:r>
-        <w:rPr>
-          <w:rFonts w:hint="eastAsia" w:ascii="Times New Roman" w:hAnsi="Times New Roman" w:eastAsia="Times New Roman" w:cs="Times New Roman"/>
-        </w:rPr>
-        <w:t>：</w:t>
-      </w:r>
-      <w:r>
-        <w:rPr>
-          <w:rFonts w:hint="eastAsia" w:ascii="Times New Roman" w:hAnsi="Times New Roman" w:eastAsia="FangSong" w:cs="Times New Roman"/>
-        </w:rPr>
-        <w:t>题</w:t>
-      </w:r>
-      <w:r>
-        <w:rPr>
-          <w:rFonts w:hint="eastAsia" w:ascii="Times New Roman" w:hAnsi="Times New Roman" w:eastAsia="Times New Roman" w:cs="Times New Roman"/>
-        </w:rPr>
-        <w:t>-863-</w:t>
-      </w:r>
-      <w:r>
-        <w:rPr>
-          <w:rFonts w:hint="eastAsia" w:ascii="Times New Roman" w:hAnsi="Times New Roman" w:eastAsia="FangSong" w:cs="Times New Roman"/>
-        </w:rPr>
-        <w:t>二分册</w:t>
-      </w:r>
-      <w:r>
-        <w:rPr>
-          <w:rFonts w:hint="eastAsia" w:ascii="Times New Roman" w:hAnsi="Times New Roman" w:eastAsia="Times New Roman" w:cs="Times New Roman"/>
-        </w:rPr>
-        <w:t>-L2</w:t>
-      </w:r>
-      <w:r>
-        <w:rPr>
-          <w:rFonts w:hint="eastAsia" w:ascii="Times New Roman" w:hAnsi="Times New Roman" w:eastAsia="FangSong" w:cs="Times New Roman"/>
-        </w:rPr>
-        <w:t>实</w:t>
-      </w:r>
-      <w:r>
-        <w:rPr>
-          <w:rFonts w:hint="eastAsia" w:ascii="Times New Roman" w:hAnsi="Times New Roman" w:eastAsia="Times New Roman" w:cs="Times New Roman"/>
-        </w:rPr>
-        <w:t>13-</w:t>
-      </w:r>
-      <w:r>
-        <w:rPr>
-          <w:rFonts w:hint="eastAsia" w:ascii="Times New Roman" w:hAnsi="Times New Roman" w:eastAsia="FangSong" w:cs="Times New Roman"/>
-        </w:rPr>
-        <w:t>双指示剂法测定碱性混合物</w:t>
       </w:r>
     </w:p>
     <w:p>
@@ -7782,6 +7391,46 @@
         <w:t>）</w:t>
       </w:r>
     </w:p>
+    <w:p>
+      <w:pPr>
+        <w:spacing w:before="0" w:after="0"/>
+      </w:pPr>
+    </w:p>
+    <w:p>
+      <w:pPr>
+        <w:spacing w:before="0" w:after="0"/>
+      </w:pPr>
+    </w:p>
+    <w:p>
+      <w:pPr>
+        <w:spacing w:before="0" w:after="0"/>
+      </w:pPr>
+    </w:p>
+    <w:p>
+      <w:pPr>
+        <w:spacing w:before="0" w:after="0"/>
+      </w:pPr>
+    </w:p>
+    <w:p>
+      <w:pPr>
+        <w:spacing w:before="0" w:after="0"/>
+      </w:pPr>
+    </w:p>
+    <w:p>
+      <w:pPr>
+        <w:spacing w:before="0" w:after="0"/>
+      </w:pPr>
+    </w:p>
+    <w:p>
+      <w:pPr>
+        <w:spacing w:before="0" w:after="0"/>
+      </w:pPr>
+    </w:p>
+    <w:p>
+      <w:pPr>
+        <w:spacing w:before="0" w:after="0"/>
+      </w:pPr>
+    </w:p>
     <w:bookmarkStart w:id="29" w:name="分-9"/>
     <w:p>
       <w:pPr>
@@ -7815,45 +7464,13 @@
     </w:p>
     <w:p>
       <w:pPr>
-        <w:pStyle w:val="BlockText"/>
-      </w:pPr>
-      <w:r>
-        <w:rPr>
-          <w:rFonts w:hint="eastAsia" w:ascii="Times New Roman" w:hAnsi="Times New Roman" w:eastAsia="FangSong" w:cs="Times New Roman"/>
-          <w:b/>
-          <w:bCs/>
-        </w:rPr>
-        <w:t xml:space="preserve">来源</w:t>
-      </w:r>
-      <w:r>
-        <w:rPr>
-          <w:rFonts w:hint="eastAsia" w:ascii="Times New Roman" w:hAnsi="Times New Roman" w:eastAsia="Times New Roman" w:cs="Times New Roman"/>
-        </w:rPr>
-        <w:t>：</w:t>
-      </w:r>
-      <w:r>
-        <w:rPr>
-          <w:rFonts w:hint="eastAsia" w:ascii="Times New Roman" w:hAnsi="Times New Roman" w:eastAsia="FangSong" w:cs="Times New Roman"/>
-        </w:rPr>
-        <w:t>题</w:t>
-      </w:r>
-      <w:r>
-        <w:rPr>
-          <w:rFonts w:hint="eastAsia" w:ascii="Times New Roman" w:hAnsi="Times New Roman" w:eastAsia="Times New Roman" w:cs="Times New Roman"/>
-        </w:rPr>
-        <w:t>-869-</w:t>
-      </w:r>
-      <w:r>
-        <w:rPr>
-          <w:rFonts w:hint="eastAsia" w:ascii="Times New Roman" w:hAnsi="Times New Roman" w:eastAsia="FangSong" w:cs="Times New Roman"/>
-        </w:rPr>
-        <w:t>二分册</w:t>
-      </w:r>
-      <w:r>
-        <w:rPr>
-          <w:rFonts w:hint="eastAsia" w:ascii="Times New Roman" w:hAnsi="Times New Roman" w:eastAsia="Times New Roman" w:cs="Times New Roman"/>
-        </w:rPr>
-        <w:t>-L3</w:t>
+        <w:pStyle w:val="FirstParagraph"/>
+      </w:pPr>
+      <w:r>
+        <w:rPr>
+          <w:rFonts w:hint="eastAsia" w:ascii="Times New Roman" w:hAnsi="Times New Roman" w:eastAsia="Times New Roman" w:cs="Times New Roman"/>
+        </w:rPr>
+        <w:t>【</w:t>
       </w:r>
       <w:r>
         <w:rPr>
@@ -7865,35 +7482,6 @@
         <w:rPr>
           <w:rFonts w:hint="eastAsia" w:ascii="Times New Roman" w:hAnsi="Times New Roman" w:eastAsia="Times New Roman" w:cs="Times New Roman"/>
         </w:rPr>
-        <w:t>3-SnS</w:t>
-      </w:r>
-      <w:r>
-        <w:rPr>
-          <w:rFonts w:hint="eastAsia" w:ascii="Times New Roman" w:hAnsi="Times New Roman" w:eastAsia="FangSong" w:cs="Times New Roman"/>
-        </w:rPr>
-        <w:t>溶于盐酸最低浓度</w:t>
-      </w:r>
-    </w:p>
-    <w:p>
-      <w:pPr>
-        <w:pStyle w:val="FirstParagraph"/>
-      </w:pPr>
-      <w:r>
-        <w:rPr>
-          <w:rFonts w:hint="eastAsia" w:ascii="Times New Roman" w:hAnsi="Times New Roman" w:eastAsia="Times New Roman" w:cs="Times New Roman"/>
-        </w:rPr>
-        <w:t>【</w:t>
-      </w:r>
-      <w:r>
-        <w:rPr>
-          <w:rFonts w:hint="eastAsia" w:ascii="Times New Roman" w:hAnsi="Times New Roman" w:eastAsia="FangSong" w:cs="Times New Roman"/>
-        </w:rPr>
-        <w:t>例</w:t>
-      </w:r>
-      <w:r>
-        <w:rPr>
-          <w:rFonts w:hint="eastAsia" w:ascii="Times New Roman" w:hAnsi="Times New Roman" w:eastAsia="Times New Roman" w:cs="Times New Roman"/>
-        </w:rPr>
         <w:t>3】</w:t>
       </w:r>
       <w:r>
@@ -7956,6 +7544,21 @@
         </w:rPr>
         <w:t>。</w:t>
       </w:r>
+    </w:p>
+    <w:p>
+      <w:pPr>
+        <w:spacing w:before="0" w:after="0"/>
+      </w:pPr>
+    </w:p>
+    <w:p>
+      <w:pPr>
+        <w:spacing w:before="0" w:after="0"/>
+      </w:pPr>
+    </w:p>
+    <w:p>
+      <w:pPr>
+        <w:spacing w:before="0" w:after="0"/>
+      </w:pPr>
     </w:p>
     <w:bookmarkEnd w:id="29"/>
     <w:bookmarkStart w:id="30" w:name="分-10"/>
@@ -7991,45 +7594,13 @@
     </w:p>
     <w:p>
       <w:pPr>
-        <w:pStyle w:val="BlockText"/>
-      </w:pPr>
-      <w:r>
-        <w:rPr>
-          <w:rFonts w:hint="eastAsia" w:ascii="Times New Roman" w:hAnsi="Times New Roman" w:eastAsia="FangSong" w:cs="Times New Roman"/>
-          <w:b/>
-          <w:bCs/>
-        </w:rPr>
-        <w:t xml:space="preserve">来源</w:t>
-      </w:r>
-      <w:r>
-        <w:rPr>
-          <w:rFonts w:hint="eastAsia" w:ascii="Times New Roman" w:hAnsi="Times New Roman" w:eastAsia="Times New Roman" w:cs="Times New Roman"/>
-        </w:rPr>
-        <w:t>：</w:t>
-      </w:r>
-      <w:r>
-        <w:rPr>
-          <w:rFonts w:hint="eastAsia" w:ascii="Times New Roman" w:hAnsi="Times New Roman" w:eastAsia="FangSong" w:cs="Times New Roman"/>
-        </w:rPr>
-        <w:t>题</w:t>
-      </w:r>
-      <w:r>
-        <w:rPr>
-          <w:rFonts w:hint="eastAsia" w:ascii="Times New Roman" w:hAnsi="Times New Roman" w:eastAsia="Times New Roman" w:cs="Times New Roman"/>
-        </w:rPr>
-        <w:t>-871-</w:t>
-      </w:r>
-      <w:r>
-        <w:rPr>
-          <w:rFonts w:hint="eastAsia" w:ascii="Times New Roman" w:hAnsi="Times New Roman" w:eastAsia="FangSong" w:cs="Times New Roman"/>
-        </w:rPr>
-        <w:t>二分册</w:t>
-      </w:r>
-      <w:r>
-        <w:rPr>
-          <w:rFonts w:hint="eastAsia" w:ascii="Times New Roman" w:hAnsi="Times New Roman" w:eastAsia="Times New Roman" w:cs="Times New Roman"/>
-        </w:rPr>
-        <w:t>-L3</w:t>
+        <w:pStyle w:val="FirstParagraph"/>
+      </w:pPr>
+      <w:r>
+        <w:rPr>
+          <w:rFonts w:hint="eastAsia" w:ascii="Times New Roman" w:hAnsi="Times New Roman" w:eastAsia="Times New Roman" w:cs="Times New Roman"/>
+        </w:rPr>
+        <w:t>【</w:t>
       </w:r>
       <w:r>
         <w:rPr>
@@ -8039,47 +7610,6 @@
       </w:r>
       <w:r>
         <w:rPr>
-          <w:rFonts w:hint="eastAsia" w:ascii="Times New Roman" w:hAnsi="Times New Roman" w:eastAsia="Times New Roman" w:cs="Times New Roman"/>
-        </w:rPr>
-        <w:t>5-</w:t>
-      </w:r>
-      <w:r>
-        <w:rPr>
-          <w:rFonts w:hint="eastAsia" w:ascii="Times New Roman" w:hAnsi="Times New Roman" w:eastAsia="FangSong" w:cs="Times New Roman"/>
-        </w:rPr>
-        <w:t>锅垢</w:t>
-      </w:r>
-      <w:r>
-        <w:rPr>
-          <w:rFonts w:hint="eastAsia" w:ascii="Times New Roman" w:hAnsi="Times New Roman" w:eastAsia="Times New Roman" w:cs="Times New Roman"/>
-        </w:rPr>
-        <w:t>CaSO4</w:t>
-      </w:r>
-      <w:r>
-        <w:rPr>
-          <w:rFonts w:hint="eastAsia" w:ascii="Times New Roman" w:hAnsi="Times New Roman" w:eastAsia="FangSong" w:cs="Times New Roman"/>
-        </w:rPr>
-        <w:t>沉淀转化</w:t>
-      </w:r>
-    </w:p>
-    <w:p>
-      <w:pPr>
-        <w:pStyle w:val="FirstParagraph"/>
-      </w:pPr>
-      <w:r>
-        <w:rPr>
-          <w:rFonts w:hint="eastAsia" w:ascii="Times New Roman" w:hAnsi="Times New Roman" w:eastAsia="Times New Roman" w:cs="Times New Roman"/>
-        </w:rPr>
-        <w:t>【</w:t>
-      </w:r>
-      <w:r>
-        <w:rPr>
-          <w:rFonts w:hint="eastAsia" w:ascii="Times New Roman" w:hAnsi="Times New Roman" w:eastAsia="FangSong" w:cs="Times New Roman"/>
-        </w:rPr>
-        <w:t>例</w:t>
-      </w:r>
-      <w:r>
-        <w:rPr>
           <w:rFonts w:ascii="Times New Roman" w:hAnsi="Times New Roman" w:eastAsia="Times New Roman" w:cs="Times New Roman"/>
         </w:rPr>
         <w:t xml:space="preserve"> </w:t>
@@ -8151,6 +7681,21 @@
         </w:rPr>
         <w:t>）。</w:t>
       </w:r>
+    </w:p>
+    <w:p>
+      <w:pPr>
+        <w:spacing w:before="0" w:after="0"/>
+      </w:pPr>
+    </w:p>
+    <w:p>
+      <w:pPr>
+        <w:spacing w:before="0" w:after="0"/>
+      </w:pPr>
+    </w:p>
+    <w:p>
+      <w:pPr>
+        <w:spacing w:before="0" w:after="0"/>
+      </w:pPr>
     </w:p>
     <w:bookmarkEnd w:id="30"/>
     <w:bookmarkStart w:id="34" w:name="分-11"/>
@@ -8182,67 +7727,6 @@
           <w:rFonts w:hint="eastAsia" w:ascii="Times New Roman" w:hAnsi="Times New Roman" w:eastAsia="Times New Roman" w:cs="Times New Roman"/>
         </w:rPr>
         <w:t>）</w:t>
-      </w:r>
-    </w:p>
-    <w:p>
-      <w:pPr>
-        <w:pStyle w:val="BlockText"/>
-      </w:pPr>
-      <w:r>
-        <w:rPr>
-          <w:rFonts w:hint="eastAsia" w:ascii="Times New Roman" w:hAnsi="Times New Roman" w:eastAsia="FangSong" w:cs="Times New Roman"/>
-          <w:b/>
-          <w:bCs/>
-        </w:rPr>
-        <w:t xml:space="preserve">来源</w:t>
-      </w:r>
-      <w:r>
-        <w:rPr>
-          <w:rFonts w:hint="eastAsia" w:ascii="Times New Roman" w:hAnsi="Times New Roman" w:eastAsia="Times New Roman" w:cs="Times New Roman"/>
-        </w:rPr>
-        <w:t>：</w:t>
-      </w:r>
-      <w:r>
-        <w:rPr>
-          <w:rFonts w:hint="eastAsia" w:ascii="Times New Roman" w:hAnsi="Times New Roman" w:eastAsia="FangSong" w:cs="Times New Roman"/>
-        </w:rPr>
-        <w:t>题</w:t>
-      </w:r>
-      <w:r>
-        <w:rPr>
-          <w:rFonts w:hint="eastAsia" w:ascii="Times New Roman" w:hAnsi="Times New Roman" w:eastAsia="Times New Roman" w:cs="Times New Roman"/>
-        </w:rPr>
-        <w:t>-875-</w:t>
-      </w:r>
-      <w:r>
-        <w:rPr>
-          <w:rFonts w:hint="eastAsia" w:ascii="Times New Roman" w:hAnsi="Times New Roman" w:eastAsia="FangSong" w:cs="Times New Roman"/>
-        </w:rPr>
-        <w:t>二分册</w:t>
-      </w:r>
-      <w:r>
-        <w:rPr>
-          <w:rFonts w:hint="eastAsia" w:ascii="Times New Roman" w:hAnsi="Times New Roman" w:eastAsia="Times New Roman" w:cs="Times New Roman"/>
-        </w:rPr>
-        <w:t>-L3</w:t>
-      </w:r>
-      <w:r>
-        <w:rPr>
-          <w:rFonts w:hint="eastAsia" w:ascii="Times New Roman" w:hAnsi="Times New Roman" w:eastAsia="FangSong" w:cs="Times New Roman"/>
-        </w:rPr>
-        <w:t>实</w:t>
-      </w:r>
-      <w:r>
-        <w:rPr>
-          <w:rFonts w:hint="eastAsia" w:ascii="Times New Roman" w:hAnsi="Times New Roman" w:eastAsia="Times New Roman" w:cs="Times New Roman"/>
-        </w:rPr>
-        <w:t>1-SrSO4</w:t>
-      </w:r>
-      <w:r>
-        <w:rPr>
-          <w:rFonts w:hint="eastAsia" w:ascii="Times New Roman" w:hAnsi="Times New Roman" w:eastAsia="FangSong" w:cs="Times New Roman"/>
-        </w:rPr>
-        <w:t>沉淀溶解平衡曲线</w:t>
       </w:r>
     </w:p>
     <w:p>
@@ -8367,7 +7851,7 @@
         </w:rPr>
         <w:drawing>
           <wp:inline>
-            <wp:extent cx="3600000" cy="2405881"/>
+            <wp:extent cx="3594116" cy="2405881"/>
             <wp:effectExtent b="0" l="0" r="0" t="0"/>
             <wp:docPr descr="" title="" id="32" name="Picture"/>
             <a:graphic>
@@ -8388,7 +7872,7 @@
                   <pic:spPr bwMode="auto">
                     <a:xfrm>
                       <a:off x="0" y="0"/>
-                      <a:ext cx="3600000" cy="2405881"/>
+                      <a:ext cx="3594116" cy="2405881"/>
                     </a:xfrm>
                     <a:prstGeom prst="rect">
                       <a:avLst/>
@@ -8775,6 +8259,16 @@
         <w:t xml:space="preserve">后变为不饱和溶液</w:t>
       </w:r>
     </w:p>
+    <w:p>
+      <w:pPr>
+        <w:spacing w:before="0" w:after="0"/>
+      </w:pPr>
+    </w:p>
+    <w:p>
+      <w:pPr>
+        <w:spacing w:before="0" w:after="0"/>
+      </w:pPr>
+    </w:p>
     <w:bookmarkEnd w:id="34"/>
     <w:bookmarkStart w:id="35" w:name="分-12"/>
     <w:p>
@@ -8805,85 +8299,6 @@
           <w:rFonts w:hint="eastAsia" w:ascii="Times New Roman" w:hAnsi="Times New Roman" w:eastAsia="Times New Roman" w:cs="Times New Roman"/>
         </w:rPr>
         <w:t>）</w:t>
-      </w:r>
-    </w:p>
-    <w:p>
-      <w:pPr>
-        <w:pStyle w:val="BlockText"/>
-      </w:pPr>
-      <w:r>
-        <w:rPr>
-          <w:rFonts w:hint="eastAsia" w:ascii="Times New Roman" w:hAnsi="Times New Roman" w:eastAsia="FangSong" w:cs="Times New Roman"/>
-          <w:b/>
-          <w:bCs/>
-        </w:rPr>
-        <w:t xml:space="preserve">来源</w:t>
-      </w:r>
-      <w:r>
-        <w:rPr>
-          <w:rFonts w:hint="eastAsia" w:ascii="Times New Roman" w:hAnsi="Times New Roman" w:eastAsia="Times New Roman" w:cs="Times New Roman"/>
-        </w:rPr>
-        <w:t>：</w:t>
-      </w:r>
-      <w:r>
-        <w:rPr>
-          <w:rFonts w:hint="eastAsia" w:ascii="Times New Roman" w:hAnsi="Times New Roman" w:eastAsia="FangSong" w:cs="Times New Roman"/>
-        </w:rPr>
-        <w:t>题</w:t>
-      </w:r>
-      <w:r>
-        <w:rPr>
-          <w:rFonts w:hint="eastAsia" w:ascii="Times New Roman" w:hAnsi="Times New Roman" w:eastAsia="Times New Roman" w:cs="Times New Roman"/>
-        </w:rPr>
-        <w:t>-888-</w:t>
-      </w:r>
-      <w:r>
-        <w:rPr>
-          <w:rFonts w:hint="eastAsia" w:ascii="Times New Roman" w:hAnsi="Times New Roman" w:eastAsia="FangSong" w:cs="Times New Roman"/>
-        </w:rPr>
-        <w:t>二分册</w:t>
-      </w:r>
-      <w:r>
-        <w:rPr>
-          <w:rFonts w:hint="eastAsia" w:ascii="Times New Roman" w:hAnsi="Times New Roman" w:eastAsia="Times New Roman" w:cs="Times New Roman"/>
-        </w:rPr>
-        <w:t>-L3</w:t>
-      </w:r>
-      <w:r>
-        <w:rPr>
-          <w:rFonts w:hint="eastAsia" w:ascii="Times New Roman" w:hAnsi="Times New Roman" w:eastAsia="FangSong" w:cs="Times New Roman"/>
-        </w:rPr>
-        <w:t>实</w:t>
-      </w:r>
-      <w:r>
-        <w:rPr>
-          <w:rFonts w:hint="eastAsia" w:ascii="Times New Roman" w:hAnsi="Times New Roman" w:eastAsia="Times New Roman" w:cs="Times New Roman"/>
-        </w:rPr>
-        <w:t>15-Cu</w:t>
-      </w:r>
-      <w:r>
-        <w:rPr>
-          <w:rFonts w:hint="eastAsia" w:ascii="Times New Roman" w:hAnsi="Times New Roman" w:eastAsia="FangSong" w:cs="Times New Roman"/>
-        </w:rPr>
-        <w:t>置换法验证</w:t>
-      </w:r>
-      <w:r>
-        <w:rPr>
-          <w:rFonts w:hint="eastAsia" w:ascii="Times New Roman" w:hAnsi="Times New Roman" w:eastAsia="Times New Roman" w:cs="Times New Roman"/>
-        </w:rPr>
-        <w:t>CH3COOAg</w:t>
-      </w:r>
-      <w:r>
-        <w:rPr>
-          <w:rFonts w:hint="eastAsia" w:ascii="Times New Roman" w:hAnsi="Times New Roman" w:eastAsia="FangSong" w:cs="Times New Roman"/>
-        </w:rPr>
-        <w:t>的</w:t>
-      </w:r>
-      <w:r>
-        <w:rPr>
-          <w:rFonts w:hint="eastAsia" w:ascii="Times New Roman" w:hAnsi="Times New Roman" w:eastAsia="Times New Roman" w:cs="Times New Roman"/>
-        </w:rPr>
-        <w:t>Ksp</w:t>
       </w:r>
     </w:p>
     <w:p>
@@ -10220,6 +9635,46 @@
         <w:t>）</w:t>
       </w:r>
     </w:p>
+    <w:p>
+      <w:pPr>
+        <w:spacing w:before="0" w:after="0"/>
+      </w:pPr>
+    </w:p>
+    <w:p>
+      <w:pPr>
+        <w:spacing w:before="0" w:after="0"/>
+      </w:pPr>
+    </w:p>
+    <w:p>
+      <w:pPr>
+        <w:spacing w:before="0" w:after="0"/>
+      </w:pPr>
+    </w:p>
+    <w:p>
+      <w:pPr>
+        <w:spacing w:before="0" w:after="0"/>
+      </w:pPr>
+    </w:p>
+    <w:p>
+      <w:pPr>
+        <w:spacing w:before="0" w:after="0"/>
+      </w:pPr>
+    </w:p>
+    <w:p>
+      <w:pPr>
+        <w:spacing w:before="0" w:after="0"/>
+      </w:pPr>
+    </w:p>
+    <w:p>
+      <w:pPr>
+        <w:spacing w:before="0" w:after="0"/>
+      </w:pPr>
+    </w:p>
+    <w:p>
+      <w:pPr>
+        <w:spacing w:before="0" w:after="0"/>
+      </w:pPr>
+    </w:p>
     <w:bookmarkStart w:id="37" w:name="分-13"/>
     <w:p>
       <w:pPr>
@@ -10249,67 +9704,6 @@
           <w:rFonts w:hint="eastAsia" w:ascii="Times New Roman" w:hAnsi="Times New Roman" w:eastAsia="Times New Roman" w:cs="Times New Roman"/>
         </w:rPr>
         <w:t>）</w:t>
-      </w:r>
-    </w:p>
-    <w:p>
-      <w:pPr>
-        <w:pStyle w:val="BlockText"/>
-      </w:pPr>
-      <w:r>
-        <w:rPr>
-          <w:rFonts w:hint="eastAsia" w:ascii="Times New Roman" w:hAnsi="Times New Roman" w:eastAsia="FangSong" w:cs="Times New Roman"/>
-          <w:b/>
-          <w:bCs/>
-        </w:rPr>
-        <w:t xml:space="preserve">来源</w:t>
-      </w:r>
-      <w:r>
-        <w:rPr>
-          <w:rFonts w:hint="eastAsia" w:ascii="Times New Roman" w:hAnsi="Times New Roman" w:eastAsia="Times New Roman" w:cs="Times New Roman"/>
-        </w:rPr>
-        <w:t>：</w:t>
-      </w:r>
-      <w:r>
-        <w:rPr>
-          <w:rFonts w:hint="eastAsia" w:ascii="Times New Roman" w:hAnsi="Times New Roman" w:eastAsia="FangSong" w:cs="Times New Roman"/>
-        </w:rPr>
-        <w:t>题</w:t>
-      </w:r>
-      <w:r>
-        <w:rPr>
-          <w:rFonts w:hint="eastAsia" w:ascii="Times New Roman" w:hAnsi="Times New Roman" w:eastAsia="Times New Roman" w:cs="Times New Roman"/>
-        </w:rPr>
-        <w:t>-892-</w:t>
-      </w:r>
-      <w:r>
-        <w:rPr>
-          <w:rFonts w:hint="eastAsia" w:ascii="Times New Roman" w:hAnsi="Times New Roman" w:eastAsia="FangSong" w:cs="Times New Roman"/>
-        </w:rPr>
-        <w:t>二分册</w:t>
-      </w:r>
-      <w:r>
-        <w:rPr>
-          <w:rFonts w:hint="eastAsia" w:ascii="Times New Roman" w:hAnsi="Times New Roman" w:eastAsia="Times New Roman" w:cs="Times New Roman"/>
-        </w:rPr>
-        <w:t>-L4</w:t>
-      </w:r>
-      <w:r>
-        <w:rPr>
-          <w:rFonts w:hint="eastAsia" w:ascii="Times New Roman" w:hAnsi="Times New Roman" w:eastAsia="FangSong" w:cs="Times New Roman"/>
-        </w:rPr>
-        <w:t>对例</w:t>
-      </w:r>
-      <w:r>
-        <w:rPr>
-          <w:rFonts w:hint="eastAsia" w:ascii="Times New Roman" w:hAnsi="Times New Roman" w:eastAsia="Times New Roman" w:cs="Times New Roman"/>
-        </w:rPr>
-        <w:t>1-2009</w:t>
-      </w:r>
-      <w:r>
-        <w:rPr>
-          <w:rFonts w:hint="eastAsia" w:ascii="Times New Roman" w:hAnsi="Times New Roman" w:eastAsia="FangSong" w:cs="Times New Roman"/>
-        </w:rPr>
-        <w:t>广东预赛铝空气燃料电池</w:t>
       </w:r>
     </w:p>
     <w:p>
@@ -10882,6 +10276,16 @@
         <w:t>电子通过外电路从正极流向负极</w:t>
       </w:r>
     </w:p>
+    <w:p>
+      <w:pPr>
+        <w:spacing w:before="0" w:after="0"/>
+      </w:pPr>
+    </w:p>
+    <w:p>
+      <w:pPr>
+        <w:spacing w:before="0" w:after="0"/>
+      </w:pPr>
+    </w:p>
     <w:bookmarkEnd w:id="37"/>
     <w:bookmarkStart w:id="41" w:name="分-14"/>
     <w:p>
@@ -10912,67 +10316,6 @@
           <w:rFonts w:hint="eastAsia" w:ascii="Times New Roman" w:hAnsi="Times New Roman" w:eastAsia="Times New Roman" w:cs="Times New Roman"/>
         </w:rPr>
         <w:t>）</w:t>
-      </w:r>
-    </w:p>
-    <w:p>
-      <w:pPr>
-        <w:pStyle w:val="BlockText"/>
-      </w:pPr>
-      <w:r>
-        <w:rPr>
-          <w:rFonts w:hint="eastAsia" w:ascii="Times New Roman" w:hAnsi="Times New Roman" w:eastAsia="FangSong" w:cs="Times New Roman"/>
-          <w:b/>
-          <w:bCs/>
-        </w:rPr>
-        <w:t xml:space="preserve">来源</w:t>
-      </w:r>
-      <w:r>
-        <w:rPr>
-          <w:rFonts w:hint="eastAsia" w:ascii="Times New Roman" w:hAnsi="Times New Roman" w:eastAsia="Times New Roman" w:cs="Times New Roman"/>
-        </w:rPr>
-        <w:t>：</w:t>
-      </w:r>
-      <w:r>
-        <w:rPr>
-          <w:rFonts w:hint="eastAsia" w:ascii="Times New Roman" w:hAnsi="Times New Roman" w:eastAsia="FangSong" w:cs="Times New Roman"/>
-        </w:rPr>
-        <w:t>题</w:t>
-      </w:r>
-      <w:r>
-        <w:rPr>
-          <w:rFonts w:hint="eastAsia" w:ascii="Times New Roman" w:hAnsi="Times New Roman" w:eastAsia="Times New Roman" w:cs="Times New Roman"/>
-        </w:rPr>
-        <w:t>-894-</w:t>
-      </w:r>
-      <w:r>
-        <w:rPr>
-          <w:rFonts w:hint="eastAsia" w:ascii="Times New Roman" w:hAnsi="Times New Roman" w:eastAsia="FangSong" w:cs="Times New Roman"/>
-        </w:rPr>
-        <w:t>二分册</w:t>
-      </w:r>
-      <w:r>
-        <w:rPr>
-          <w:rFonts w:hint="eastAsia" w:ascii="Times New Roman" w:hAnsi="Times New Roman" w:eastAsia="Times New Roman" w:cs="Times New Roman"/>
-        </w:rPr>
-        <w:t>-L4</w:t>
-      </w:r>
-      <w:r>
-        <w:rPr>
-          <w:rFonts w:hint="eastAsia" w:ascii="Times New Roman" w:hAnsi="Times New Roman" w:eastAsia="FangSong" w:cs="Times New Roman"/>
-        </w:rPr>
-        <w:t>对例</w:t>
-      </w:r>
-      <w:r>
-        <w:rPr>
-          <w:rFonts w:hint="eastAsia" w:ascii="Times New Roman" w:hAnsi="Times New Roman" w:eastAsia="Times New Roman" w:cs="Times New Roman"/>
-        </w:rPr>
-        <w:t>3-2003</w:t>
-      </w:r>
-      <w:r>
-        <w:rPr>
-          <w:rFonts w:hint="eastAsia" w:ascii="Times New Roman" w:hAnsi="Times New Roman" w:eastAsia="FangSong" w:cs="Times New Roman"/>
-        </w:rPr>
-        <w:t>全国初赛钠硫蓄电池</w:t>
       </w:r>
     </w:p>
     <w:p>
@@ -11516,6 +10859,46 @@
         <w:t>。</w:t>
       </w:r>
     </w:p>
+    <w:p>
+      <w:pPr>
+        <w:spacing w:before="0" w:after="0"/>
+      </w:pPr>
+    </w:p>
+    <w:p>
+      <w:pPr>
+        <w:spacing w:before="0" w:after="0"/>
+      </w:pPr>
+    </w:p>
+    <w:p>
+      <w:pPr>
+        <w:spacing w:before="0" w:after="0"/>
+      </w:pPr>
+    </w:p>
+    <w:p>
+      <w:pPr>
+        <w:spacing w:before="0" w:after="0"/>
+      </w:pPr>
+    </w:p>
+    <w:p>
+      <w:pPr>
+        <w:spacing w:before="0" w:after="0"/>
+      </w:pPr>
+    </w:p>
+    <w:p>
+      <w:pPr>
+        <w:spacing w:before="0" w:after="0"/>
+      </w:pPr>
+    </w:p>
+    <w:p>
+      <w:pPr>
+        <w:spacing w:before="0" w:after="0"/>
+      </w:pPr>
+    </w:p>
+    <w:p>
+      <w:pPr>
+        <w:spacing w:before="0" w:after="0"/>
+      </w:pPr>
+    </w:p>
     <w:bookmarkEnd w:id="41"/>
     <w:bookmarkStart w:id="42" w:name="分-15"/>
     <w:p>
@@ -11546,79 +10929,6 @@
           <w:rFonts w:hint="eastAsia" w:ascii="Times New Roman" w:hAnsi="Times New Roman" w:eastAsia="Times New Roman" w:cs="Times New Roman"/>
         </w:rPr>
         <w:t>）</w:t>
-      </w:r>
-    </w:p>
-    <w:p>
-      <w:pPr>
-        <w:pStyle w:val="BlockText"/>
-      </w:pPr>
-      <w:r>
-        <w:rPr>
-          <w:rFonts w:hint="eastAsia" w:ascii="Times New Roman" w:hAnsi="Times New Roman" w:eastAsia="FangSong" w:cs="Times New Roman"/>
-          <w:b/>
-          <w:bCs/>
-        </w:rPr>
-        <w:t xml:space="preserve">来源</w:t>
-      </w:r>
-      <w:r>
-        <w:rPr>
-          <w:rFonts w:hint="eastAsia" w:ascii="Times New Roman" w:hAnsi="Times New Roman" w:eastAsia="Times New Roman" w:cs="Times New Roman"/>
-        </w:rPr>
-        <w:t>：</w:t>
-      </w:r>
-      <w:r>
-        <w:rPr>
-          <w:rFonts w:hint="eastAsia" w:ascii="Times New Roman" w:hAnsi="Times New Roman" w:eastAsia="FangSong" w:cs="Times New Roman"/>
-        </w:rPr>
-        <w:t>题</w:t>
-      </w:r>
-      <w:r>
-        <w:rPr>
-          <w:rFonts w:hint="eastAsia" w:ascii="Times New Roman" w:hAnsi="Times New Roman" w:eastAsia="Times New Roman" w:cs="Times New Roman"/>
-        </w:rPr>
-        <w:t>-897-</w:t>
-      </w:r>
-      <w:r>
-        <w:rPr>
-          <w:rFonts w:hint="eastAsia" w:ascii="Times New Roman" w:hAnsi="Times New Roman" w:eastAsia="FangSong" w:cs="Times New Roman"/>
-        </w:rPr>
-        <w:t>二分册</w:t>
-      </w:r>
-      <w:r>
-        <w:rPr>
-          <w:rFonts w:hint="eastAsia" w:ascii="Times New Roman" w:hAnsi="Times New Roman" w:eastAsia="Times New Roman" w:cs="Times New Roman"/>
-        </w:rPr>
-        <w:t>-L4</w:t>
-      </w:r>
-      <w:r>
-        <w:rPr>
-          <w:rFonts w:hint="eastAsia" w:ascii="Times New Roman" w:hAnsi="Times New Roman" w:eastAsia="FangSong" w:cs="Times New Roman"/>
-        </w:rPr>
-        <w:t>实</w:t>
-      </w:r>
-      <w:r>
-        <w:rPr>
-          <w:rFonts w:hint="eastAsia" w:ascii="Times New Roman" w:hAnsi="Times New Roman" w:eastAsia="Times New Roman" w:cs="Times New Roman"/>
-        </w:rPr>
-        <w:t>2-</w:t>
-      </w:r>
-      <w:r>
-        <w:rPr>
-          <w:rFonts w:hint="eastAsia" w:ascii="Times New Roman" w:hAnsi="Times New Roman" w:eastAsia="FangSong" w:cs="Times New Roman"/>
-        </w:rPr>
-        <w:t>钚</w:t>
-      </w:r>
-      <w:r>
-        <w:rPr>
-          <w:rFonts w:hint="eastAsia" w:ascii="Times New Roman" w:hAnsi="Times New Roman" w:eastAsia="Times New Roman" w:cs="Times New Roman"/>
-        </w:rPr>
-        <w:t>238</w:t>
-      </w:r>
-      <w:r>
-        <w:rPr>
-          <w:rFonts w:hint="eastAsia" w:ascii="Times New Roman" w:hAnsi="Times New Roman" w:eastAsia="FangSong" w:cs="Times New Roman"/>
-        </w:rPr>
-        <w:t>核电池四判断</w:t>
       </w:r>
     </w:p>
     <w:p>
@@ -12015,6 +11325,16 @@
         <w:t xml:space="preserve">倍</w:t>
       </w:r>
     </w:p>
+    <w:p>
+      <w:pPr>
+        <w:spacing w:before="0" w:after="0"/>
+      </w:pPr>
+    </w:p>
+    <w:p>
+      <w:pPr>
+        <w:spacing w:before="0" w:after="0"/>
+      </w:pPr>
+    </w:p>
     <w:bookmarkEnd w:id="42"/>
     <w:bookmarkStart w:id="43" w:name="分-16"/>
     <w:p>
@@ -12045,79 +11365,6 @@
           <w:rFonts w:hint="eastAsia" w:ascii="Times New Roman" w:hAnsi="Times New Roman" w:eastAsia="Times New Roman" w:cs="Times New Roman"/>
         </w:rPr>
         <w:t>）</w:t>
-      </w:r>
-    </w:p>
-    <w:p>
-      <w:pPr>
-        <w:pStyle w:val="BlockText"/>
-      </w:pPr>
-      <w:r>
-        <w:rPr>
-          <w:rFonts w:hint="eastAsia" w:ascii="Times New Roman" w:hAnsi="Times New Roman" w:eastAsia="FangSong" w:cs="Times New Roman"/>
-          <w:b/>
-          <w:bCs/>
-        </w:rPr>
-        <w:t xml:space="preserve">来源</w:t>
-      </w:r>
-      <w:r>
-        <w:rPr>
-          <w:rFonts w:hint="eastAsia" w:ascii="Times New Roman" w:hAnsi="Times New Roman" w:eastAsia="Times New Roman" w:cs="Times New Roman"/>
-        </w:rPr>
-        <w:t>：</w:t>
-      </w:r>
-      <w:r>
-        <w:rPr>
-          <w:rFonts w:hint="eastAsia" w:ascii="Times New Roman" w:hAnsi="Times New Roman" w:eastAsia="FangSong" w:cs="Times New Roman"/>
-        </w:rPr>
-        <w:t>题</w:t>
-      </w:r>
-      <w:r>
-        <w:rPr>
-          <w:rFonts w:hint="eastAsia" w:ascii="Times New Roman" w:hAnsi="Times New Roman" w:eastAsia="Times New Roman" w:cs="Times New Roman"/>
-        </w:rPr>
-        <w:t>-908-</w:t>
-      </w:r>
-      <w:r>
-        <w:rPr>
-          <w:rFonts w:hint="eastAsia" w:ascii="Times New Roman" w:hAnsi="Times New Roman" w:eastAsia="FangSong" w:cs="Times New Roman"/>
-        </w:rPr>
-        <w:t>二分册</w:t>
-      </w:r>
-      <w:r>
-        <w:rPr>
-          <w:rFonts w:hint="eastAsia" w:ascii="Times New Roman" w:hAnsi="Times New Roman" w:eastAsia="Times New Roman" w:cs="Times New Roman"/>
-        </w:rPr>
-        <w:t>-L4</w:t>
-      </w:r>
-      <w:r>
-        <w:rPr>
-          <w:rFonts w:hint="eastAsia" w:ascii="Times New Roman" w:hAnsi="Times New Roman" w:eastAsia="FangSong" w:cs="Times New Roman"/>
-        </w:rPr>
-        <w:t>实</w:t>
-      </w:r>
-      <w:r>
-        <w:rPr>
-          <w:rFonts w:hint="eastAsia" w:ascii="Times New Roman" w:hAnsi="Times New Roman" w:eastAsia="Times New Roman" w:cs="Times New Roman"/>
-        </w:rPr>
-        <w:t>13-HN3</w:t>
-      </w:r>
-      <w:r>
-        <w:rPr>
-          <w:rFonts w:hint="eastAsia" w:ascii="Times New Roman" w:hAnsi="Times New Roman" w:eastAsia="FangSong" w:cs="Times New Roman"/>
-        </w:rPr>
-        <w:t>叠氮酸与</w:t>
-      </w:r>
-      <w:r>
-        <w:rPr>
-          <w:rFonts w:hint="eastAsia" w:ascii="Times New Roman" w:hAnsi="Times New Roman" w:eastAsia="Times New Roman" w:cs="Times New Roman"/>
-        </w:rPr>
-        <w:t>Cu</w:t>
-      </w:r>
-      <w:r>
-        <w:rPr>
-          <w:rFonts w:hint="eastAsia" w:ascii="Times New Roman" w:hAnsi="Times New Roman" w:eastAsia="FangSong" w:cs="Times New Roman"/>
-        </w:rPr>
-        <w:t>电极原电池</w:t>
       </w:r>
     </w:p>
     <w:p>
@@ -12862,6 +12109,46 @@
         <w:t>）</w:t>
       </w:r>
     </w:p>
+    <w:p>
+      <w:pPr>
+        <w:spacing w:before="0" w:after="0"/>
+      </w:pPr>
+    </w:p>
+    <w:p>
+      <w:pPr>
+        <w:spacing w:before="0" w:after="0"/>
+      </w:pPr>
+    </w:p>
+    <w:p>
+      <w:pPr>
+        <w:spacing w:before="0" w:after="0"/>
+      </w:pPr>
+    </w:p>
+    <w:p>
+      <w:pPr>
+        <w:spacing w:before="0" w:after="0"/>
+      </w:pPr>
+    </w:p>
+    <w:p>
+      <w:pPr>
+        <w:spacing w:before="0" w:after="0"/>
+      </w:pPr>
+    </w:p>
+    <w:p>
+      <w:pPr>
+        <w:spacing w:before="0" w:after="0"/>
+      </w:pPr>
+    </w:p>
+    <w:p>
+      <w:pPr>
+        <w:spacing w:before="0" w:after="0"/>
+      </w:pPr>
+    </w:p>
+    <w:p>
+      <w:pPr>
+        <w:spacing w:before="0" w:after="0"/>
+      </w:pPr>
+    </w:p>
     <w:bookmarkStart w:id="48" w:name="分-17"/>
     <w:p>
       <w:pPr>
@@ -12891,67 +12178,6 @@
           <w:rFonts w:hint="eastAsia" w:ascii="Times New Roman" w:hAnsi="Times New Roman" w:eastAsia="Times New Roman" w:cs="Times New Roman"/>
         </w:rPr>
         <w:t>）</w:t>
-      </w:r>
-    </w:p>
-    <w:p>
-      <w:pPr>
-        <w:pStyle w:val="BlockText"/>
-      </w:pPr>
-      <w:r>
-        <w:rPr>
-          <w:rFonts w:hint="eastAsia" w:ascii="Times New Roman" w:hAnsi="Times New Roman" w:eastAsia="FangSong" w:cs="Times New Roman"/>
-          <w:b/>
-          <w:bCs/>
-        </w:rPr>
-        <w:t xml:space="preserve">来源</w:t>
-      </w:r>
-      <w:r>
-        <w:rPr>
-          <w:rFonts w:hint="eastAsia" w:ascii="Times New Roman" w:hAnsi="Times New Roman" w:eastAsia="Times New Roman" w:cs="Times New Roman"/>
-        </w:rPr>
-        <w:t>：</w:t>
-      </w:r>
-      <w:r>
-        <w:rPr>
-          <w:rFonts w:hint="eastAsia" w:ascii="Times New Roman" w:hAnsi="Times New Roman" w:eastAsia="FangSong" w:cs="Times New Roman"/>
-        </w:rPr>
-        <w:t>题</w:t>
-      </w:r>
-      <w:r>
-        <w:rPr>
-          <w:rFonts w:hint="eastAsia" w:ascii="Times New Roman" w:hAnsi="Times New Roman" w:eastAsia="Times New Roman" w:cs="Times New Roman"/>
-        </w:rPr>
-        <w:t>-913-</w:t>
-      </w:r>
-      <w:r>
-        <w:rPr>
-          <w:rFonts w:hint="eastAsia" w:ascii="Times New Roman" w:hAnsi="Times New Roman" w:eastAsia="FangSong" w:cs="Times New Roman"/>
-        </w:rPr>
-        <w:t>二分册</w:t>
-      </w:r>
-      <w:r>
-        <w:rPr>
-          <w:rFonts w:hint="eastAsia" w:ascii="Times New Roman" w:hAnsi="Times New Roman" w:eastAsia="Times New Roman" w:cs="Times New Roman"/>
-        </w:rPr>
-        <w:t>-L5</w:t>
-      </w:r>
-      <w:r>
-        <w:rPr>
-          <w:rFonts w:hint="eastAsia" w:ascii="Times New Roman" w:hAnsi="Times New Roman" w:eastAsia="FangSong" w:cs="Times New Roman"/>
-        </w:rPr>
-        <w:t>例</w:t>
-      </w:r>
-      <w:r>
-        <w:rPr>
-          <w:rFonts w:hint="eastAsia" w:ascii="Times New Roman" w:hAnsi="Times New Roman" w:eastAsia="Times New Roman" w:cs="Times New Roman"/>
-        </w:rPr>
-        <w:t>3-n</w:t>
-      </w:r>
-      <w:r>
-        <w:rPr>
-          <w:rFonts w:hint="eastAsia" w:ascii="Times New Roman" w:hAnsi="Times New Roman" w:eastAsia="FangSong" w:cs="Times New Roman"/>
-        </w:rPr>
-        <w:t>型半导体光电化学电池光解水</w:t>
       </w:r>
     </w:p>
     <w:p>
@@ -13286,7 +12512,7 @@
         </w:rPr>
         <w:drawing>
           <wp:inline>
-            <wp:extent cx="3240000" cy="3168433"/>
+            <wp:extent cx="3240000" cy="3148916"/>
             <wp:effectExtent b="0" l="0" r="0" t="0"/>
             <wp:docPr descr="" title="" id="46" name="Picture"/>
             <a:graphic>
@@ -13307,7 +12533,7 @@
                   <pic:spPr bwMode="auto">
                     <a:xfrm>
                       <a:off x="0" y="0"/>
-                      <a:ext cx="3240000" cy="3168433"/>
+                      <a:ext cx="3240000" cy="3148916"/>
                     </a:xfrm>
                     <a:prstGeom prst="rect">
                       <a:avLst/>
@@ -13823,6 +13049,46 @@
         <w:t>。</w:t>
       </w:r>
     </w:p>
+    <w:p>
+      <w:pPr>
+        <w:spacing w:before="0" w:after="0"/>
+      </w:pPr>
+    </w:p>
+    <w:p>
+      <w:pPr>
+        <w:spacing w:before="0" w:after="0"/>
+      </w:pPr>
+    </w:p>
+    <w:p>
+      <w:pPr>
+        <w:spacing w:before="0" w:after="0"/>
+      </w:pPr>
+    </w:p>
+    <w:p>
+      <w:pPr>
+        <w:spacing w:before="0" w:after="0"/>
+      </w:pPr>
+    </w:p>
+    <w:p>
+      <w:pPr>
+        <w:spacing w:before="0" w:after="0"/>
+      </w:pPr>
+    </w:p>
+    <w:p>
+      <w:pPr>
+        <w:spacing w:before="0" w:after="0"/>
+      </w:pPr>
+    </w:p>
+    <w:p>
+      <w:pPr>
+        <w:spacing w:before="0" w:after="0"/>
+      </w:pPr>
+    </w:p>
+    <w:p>
+      <w:pPr>
+        <w:spacing w:before="0" w:after="0"/>
+      </w:pPr>
+    </w:p>
     <w:bookmarkEnd w:id="48"/>
     <w:bookmarkStart w:id="52" w:name="分-18"/>
     <w:p>
@@ -13853,67 +13119,6 @@
           <w:rFonts w:hint="eastAsia" w:ascii="Times New Roman" w:hAnsi="Times New Roman" w:eastAsia="Times New Roman" w:cs="Times New Roman"/>
         </w:rPr>
         <w:t>）</w:t>
-      </w:r>
-    </w:p>
-    <w:p>
-      <w:pPr>
-        <w:pStyle w:val="BlockText"/>
-      </w:pPr>
-      <w:r>
-        <w:rPr>
-          <w:rFonts w:hint="eastAsia" w:ascii="Times New Roman" w:hAnsi="Times New Roman" w:eastAsia="FangSong" w:cs="Times New Roman"/>
-          <w:b/>
-          <w:bCs/>
-        </w:rPr>
-        <w:t xml:space="preserve">来源</w:t>
-      </w:r>
-      <w:r>
-        <w:rPr>
-          <w:rFonts w:hint="eastAsia" w:ascii="Times New Roman" w:hAnsi="Times New Roman" w:eastAsia="Times New Roman" w:cs="Times New Roman"/>
-        </w:rPr>
-        <w:t>：</w:t>
-      </w:r>
-      <w:r>
-        <w:rPr>
-          <w:rFonts w:hint="eastAsia" w:ascii="Times New Roman" w:hAnsi="Times New Roman" w:eastAsia="FangSong" w:cs="Times New Roman"/>
-        </w:rPr>
-        <w:t>题</w:t>
-      </w:r>
-      <w:r>
-        <w:rPr>
-          <w:rFonts w:hint="eastAsia" w:ascii="Times New Roman" w:hAnsi="Times New Roman" w:eastAsia="Times New Roman" w:cs="Times New Roman"/>
-        </w:rPr>
-        <w:t>-918-</w:t>
-      </w:r>
-      <w:r>
-        <w:rPr>
-          <w:rFonts w:hint="eastAsia" w:ascii="Times New Roman" w:hAnsi="Times New Roman" w:eastAsia="FangSong" w:cs="Times New Roman"/>
-        </w:rPr>
-        <w:t>二分册</w:t>
-      </w:r>
-      <w:r>
-        <w:rPr>
-          <w:rFonts w:hint="eastAsia" w:ascii="Times New Roman" w:hAnsi="Times New Roman" w:eastAsia="Times New Roman" w:cs="Times New Roman"/>
-        </w:rPr>
-        <w:t>-L5</w:t>
-      </w:r>
-      <w:r>
-        <w:rPr>
-          <w:rFonts w:hint="eastAsia" w:ascii="Times New Roman" w:hAnsi="Times New Roman" w:eastAsia="FangSong" w:cs="Times New Roman"/>
-        </w:rPr>
-        <w:t>实</w:t>
-      </w:r>
-      <w:r>
-        <w:rPr>
-          <w:rFonts w:hint="eastAsia" w:ascii="Times New Roman" w:hAnsi="Times New Roman" w:eastAsia="Times New Roman" w:cs="Times New Roman"/>
-        </w:rPr>
-        <w:t>1-</w:t>
-      </w:r>
-      <w:r>
-        <w:rPr>
-          <w:rFonts w:hint="eastAsia" w:ascii="Times New Roman" w:hAnsi="Times New Roman" w:eastAsia="FangSong" w:cs="Times New Roman"/>
-        </w:rPr>
-        <w:t>阳离子交换膜电解食盐水</w:t>
       </w:r>
     </w:p>
     <w:p>
@@ -13975,7 +13180,7 @@
         </w:rPr>
         <w:drawing>
           <wp:inline>
-            <wp:extent cx="3240000" cy="2631549"/>
+            <wp:extent cx="3240000" cy="2616338"/>
             <wp:effectExtent b="0" l="0" r="0" t="0"/>
             <wp:docPr descr="" title="" id="50" name="Picture"/>
             <a:graphic>
@@ -13996,7 +13201,7 @@
                   <pic:spPr bwMode="auto">
                     <a:xfrm>
                       <a:off x="0" y="0"/>
-                      <a:ext cx="3240000" cy="2631549"/>
+                      <a:ext cx="3240000" cy="2616338"/>
                     </a:xfrm>
                     <a:prstGeom prst="rect">
                       <a:avLst/>
@@ -14339,100 +13544,13 @@
     </w:p>
     <w:p>
       <w:pPr>
-        <w:pStyle w:val="BlockText"/>
-      </w:pPr>
-      <w:r>
-        <w:rPr>
-          <w:rFonts w:hint="eastAsia" w:ascii="Times New Roman" w:hAnsi="Times New Roman" w:eastAsia="FangSong" w:cs="Times New Roman"/>
-          <w:b/>
-          <w:bCs/>
-        </w:rPr>
-        <w:t xml:space="preserve">校勘注</w:t>
-      </w:r>
-      <w:r>
-        <w:rPr>
-          <w:rFonts w:hint="eastAsia" w:ascii="Times New Roman" w:hAnsi="Times New Roman" w:eastAsia="Times New Roman" w:cs="Times New Roman"/>
-        </w:rPr>
-        <w:t xml:space="preserve">：D</w:t>
-      </w:r>
-      <w:r>
-        <w:rPr>
-          <w:rFonts w:ascii="Times New Roman" w:hAnsi="Times New Roman" w:eastAsia="Times New Roman" w:cs="Times New Roman"/>
-        </w:rPr>
-        <w:t xml:space="preserve"> </w:t>
-      </w:r>
-      <w:r>
-        <w:rPr>
-          <w:rFonts w:hint="eastAsia" w:ascii="Times New Roman" w:hAnsi="Times New Roman" w:eastAsia="FangSong" w:cs="Times New Roman"/>
-        </w:rPr>
-        <w:t xml:space="preserve">选项原书</w:t>
-      </w:r>
-      <w:r>
-        <w:rPr>
-          <w:rFonts w:ascii="Times New Roman" w:hAnsi="Times New Roman" w:eastAsia="Times New Roman" w:cs="Times New Roman"/>
-        </w:rPr>
-        <w:t xml:space="preserve"> OCR </w:t>
-      </w:r>
-      <w:r>
-        <w:rPr>
-          <w:rFonts w:hint="eastAsia" w:ascii="Times New Roman" w:hAnsi="Times New Roman" w:eastAsia="FangSong" w:cs="Times New Roman"/>
-        </w:rPr>
-        <w:t>断裂重复</w:t>
-      </w:r>
-      <w:r>
-        <w:rPr>
-          <w:rFonts w:hint="eastAsia" w:ascii="Times New Roman" w:hAnsi="Times New Roman" w:eastAsia="Times New Roman" w:cs="Times New Roman"/>
-        </w:rPr>
-        <w:t>（</w:t>
-      </w:r>
-      <w:r>
-        <w:rPr>
-          <w:rFonts w:hint="eastAsia" w:ascii="Times New Roman" w:hAnsi="Times New Roman" w:eastAsia="FangSong" w:cs="Times New Roman"/>
-        </w:rPr>
-        <w:t>题面</w:t>
-      </w:r>
-      <w:r>
-        <w:rPr>
-          <w:rFonts w:ascii="Times New Roman" w:hAnsi="Times New Roman" w:eastAsia="Times New Roman" w:cs="Times New Roman"/>
-        </w:rPr>
-        <w:t xml:space="preserve"> L3612 </w:t>
-      </w:r>
-      <w:r>
-        <w:rPr>
-          <w:rFonts w:hint="eastAsia" w:ascii="Times New Roman" w:hAnsi="Times New Roman" w:eastAsia="FangSong" w:cs="Times New Roman"/>
-        </w:rPr>
-        <w:t xml:space="preserve">与</w:t>
-      </w:r>
-      <w:r>
-        <w:rPr>
-          <w:rFonts w:ascii="Times New Roman" w:hAnsi="Times New Roman" w:eastAsia="Times New Roman" w:cs="Times New Roman"/>
-        </w:rPr>
-        <w:t xml:space="preserve"> L3616 </w:t>
-      </w:r>
-      <w:r>
-        <w:rPr>
-          <w:rFonts w:hint="eastAsia" w:ascii="Times New Roman" w:hAnsi="Times New Roman" w:eastAsia="FangSong" w:cs="Times New Roman"/>
-        </w:rPr>
-        <w:t>两处残句</w:t>
-      </w:r>
-      <w:r>
-        <w:rPr>
-          <w:rFonts w:hint="eastAsia" w:ascii="Times New Roman" w:hAnsi="Times New Roman" w:eastAsia="Times New Roman" w:cs="Times New Roman"/>
-        </w:rPr>
-        <w:t>），</w:t>
-      </w:r>
-      <w:r>
-        <w:rPr>
-          <w:rFonts w:hint="eastAsia" w:ascii="Times New Roman" w:hAnsi="Times New Roman" w:eastAsia="FangSong" w:cs="Times New Roman"/>
-        </w:rPr>
-        <w:t>已合并复原</w:t>
-      </w:r>
-      <w:r>
-        <w:rPr>
-          <w:rFonts w:hint="eastAsia" w:ascii="Times New Roman" w:hAnsi="Times New Roman" w:eastAsia="Times New Roman" w:cs="Times New Roman"/>
-        </w:rPr>
-        <w:t>。</w:t>
-      </w:r>
+        <w:spacing w:before="0" w:after="0"/>
+      </w:pPr>
+    </w:p>
+    <w:p>
+      <w:pPr>
+        <w:spacing w:before="0" w:after="0"/>
+      </w:pPr>
     </w:p>
     <w:bookmarkEnd w:id="52"/>
     <w:bookmarkStart w:id="62" w:name="分-19"/>
@@ -14464,67 +13582,6 @@
           <w:rFonts w:hint="eastAsia" w:ascii="Times New Roman" w:hAnsi="Times New Roman" w:eastAsia="Times New Roman" w:cs="Times New Roman"/>
         </w:rPr>
         <w:t>）</w:t>
-      </w:r>
-    </w:p>
-    <w:p>
-      <w:pPr>
-        <w:pStyle w:val="BlockText"/>
-      </w:pPr>
-      <w:r>
-        <w:rPr>
-          <w:rFonts w:hint="eastAsia" w:ascii="Times New Roman" w:hAnsi="Times New Roman" w:eastAsia="FangSong" w:cs="Times New Roman"/>
-          <w:b/>
-          <w:bCs/>
-        </w:rPr>
-        <w:t xml:space="preserve">来源</w:t>
-      </w:r>
-      <w:r>
-        <w:rPr>
-          <w:rFonts w:hint="eastAsia" w:ascii="Times New Roman" w:hAnsi="Times New Roman" w:eastAsia="Times New Roman" w:cs="Times New Roman"/>
-        </w:rPr>
-        <w:t>：</w:t>
-      </w:r>
-      <w:r>
-        <w:rPr>
-          <w:rFonts w:hint="eastAsia" w:ascii="Times New Roman" w:hAnsi="Times New Roman" w:eastAsia="FangSong" w:cs="Times New Roman"/>
-        </w:rPr>
-        <w:t>题</w:t>
-      </w:r>
-      <w:r>
-        <w:rPr>
-          <w:rFonts w:hint="eastAsia" w:ascii="Times New Roman" w:hAnsi="Times New Roman" w:eastAsia="Times New Roman" w:cs="Times New Roman"/>
-        </w:rPr>
-        <w:t>-921-</w:t>
-      </w:r>
-      <w:r>
-        <w:rPr>
-          <w:rFonts w:hint="eastAsia" w:ascii="Times New Roman" w:hAnsi="Times New Roman" w:eastAsia="FangSong" w:cs="Times New Roman"/>
-        </w:rPr>
-        <w:t>二分册</w:t>
-      </w:r>
-      <w:r>
-        <w:rPr>
-          <w:rFonts w:hint="eastAsia" w:ascii="Times New Roman" w:hAnsi="Times New Roman" w:eastAsia="Times New Roman" w:cs="Times New Roman"/>
-        </w:rPr>
-        <w:t>-L5</w:t>
-      </w:r>
-      <w:r>
-        <w:rPr>
-          <w:rFonts w:hint="eastAsia" w:ascii="Times New Roman" w:hAnsi="Times New Roman" w:eastAsia="FangSong" w:cs="Times New Roman"/>
-        </w:rPr>
-        <w:t>实</w:t>
-      </w:r>
-      <w:r>
-        <w:rPr>
-          <w:rFonts w:hint="eastAsia" w:ascii="Times New Roman" w:hAnsi="Times New Roman" w:eastAsia="Times New Roman" w:cs="Times New Roman"/>
-        </w:rPr>
-        <w:t>4-</w:t>
-      </w:r>
-      <w:r>
-        <w:rPr>
-          <w:rFonts w:hint="eastAsia" w:ascii="Times New Roman" w:hAnsi="Times New Roman" w:eastAsia="FangSong" w:cs="Times New Roman"/>
-        </w:rPr>
-        <w:t>硫钠原电池多硫化合物</w:t>
       </w:r>
     </w:p>
     <w:p>
@@ -14882,7 +13939,7 @@
         </w:rPr>
         <w:drawing>
           <wp:inline>
-            <wp:extent cx="3600000" cy="1682972"/>
+            <wp:extent cx="3600000" cy="1584906"/>
             <wp:effectExtent b="0" l="0" r="0" t="0"/>
             <wp:docPr descr="" title="" id="54" name="Picture"/>
             <a:graphic>
@@ -14903,7 +13960,7 @@
                   <pic:spPr bwMode="auto">
                     <a:xfrm>
                       <a:off x="0" y="0"/>
-                      <a:ext cx="3600000" cy="1682972"/>
+                      <a:ext cx="3600000" cy="1584906"/>
                     </a:xfrm>
                     <a:prstGeom prst="rect">
                       <a:avLst/>
@@ -14934,7 +13991,7 @@
         </w:rPr>
         <w:drawing>
           <wp:inline>
-            <wp:extent cx="3600000" cy="1615068"/>
+            <wp:extent cx="3600000" cy="1590411"/>
             <wp:effectExtent b="0" l="0" r="0" t="0"/>
             <wp:docPr descr="" title="" id="57" name="Picture"/>
             <a:graphic>
@@ -14955,7 +14012,7 @@
                   <pic:spPr bwMode="auto">
                     <a:xfrm>
                       <a:off x="0" y="0"/>
-                      <a:ext cx="3600000" cy="1615068"/>
+                      <a:ext cx="3600000" cy="1590411"/>
                     </a:xfrm>
                     <a:prstGeom prst="rect">
                       <a:avLst/>
@@ -14986,7 +14043,7 @@
         </w:rPr>
         <w:drawing>
           <wp:inline>
-            <wp:extent cx="3600000" cy="1544444"/>
+            <wp:extent cx="3600000" cy="1500000"/>
             <wp:effectExtent b="0" l="0" r="0" t="0"/>
             <wp:docPr descr="" title="" id="60" name="Picture"/>
             <a:graphic>
@@ -15007,7 +14064,7 @@
                   <pic:spPr bwMode="auto">
                     <a:xfrm>
                       <a:off x="0" y="0"/>
-                      <a:ext cx="3600000" cy="1544444"/>
+                      <a:ext cx="3600000" cy="1500000"/>
                     </a:xfrm>
                     <a:prstGeom prst="rect">
                       <a:avLst/>
@@ -15073,6 +14130,16 @@
         <w:t xml:space="preserve"> 1.48 g</w:t>
       </w:r>
     </w:p>
+    <w:p>
+      <w:pPr>
+        <w:spacing w:before="0" w:after="0"/>
+      </w:pPr>
+    </w:p>
+    <w:p>
+      <w:pPr>
+        <w:spacing w:before="0" w:after="0"/>
+      </w:pPr>
+    </w:p>
     <w:bookmarkEnd w:id="62"/>
     <w:bookmarkStart w:id="66" w:name="分-20"/>
     <w:p>
@@ -15103,67 +14170,6 @@
           <w:rFonts w:hint="eastAsia" w:ascii="Times New Roman" w:hAnsi="Times New Roman" w:eastAsia="Times New Roman" w:cs="Times New Roman"/>
         </w:rPr>
         <w:t>）</w:t>
-      </w:r>
-    </w:p>
-    <w:p>
-      <w:pPr>
-        <w:pStyle w:val="BlockText"/>
-      </w:pPr>
-      <w:r>
-        <w:rPr>
-          <w:rFonts w:hint="eastAsia" w:ascii="Times New Roman" w:hAnsi="Times New Roman" w:eastAsia="FangSong" w:cs="Times New Roman"/>
-          <w:b/>
-          <w:bCs/>
-        </w:rPr>
-        <w:t xml:space="preserve">来源</w:t>
-      </w:r>
-      <w:r>
-        <w:rPr>
-          <w:rFonts w:hint="eastAsia" w:ascii="Times New Roman" w:hAnsi="Times New Roman" w:eastAsia="Times New Roman" w:cs="Times New Roman"/>
-        </w:rPr>
-        <w:t>：</w:t>
-      </w:r>
-      <w:r>
-        <w:rPr>
-          <w:rFonts w:hint="eastAsia" w:ascii="Times New Roman" w:hAnsi="Times New Roman" w:eastAsia="FangSong" w:cs="Times New Roman"/>
-        </w:rPr>
-        <w:t>题</w:t>
-      </w:r>
-      <w:r>
-        <w:rPr>
-          <w:rFonts w:hint="eastAsia" w:ascii="Times New Roman" w:hAnsi="Times New Roman" w:eastAsia="Times New Roman" w:cs="Times New Roman"/>
-        </w:rPr>
-        <w:t>-926-</w:t>
-      </w:r>
-      <w:r>
-        <w:rPr>
-          <w:rFonts w:hint="eastAsia" w:ascii="Times New Roman" w:hAnsi="Times New Roman" w:eastAsia="FangSong" w:cs="Times New Roman"/>
-        </w:rPr>
-        <w:t>二分册</w:t>
-      </w:r>
-      <w:r>
-        <w:rPr>
-          <w:rFonts w:hint="eastAsia" w:ascii="Times New Roman" w:hAnsi="Times New Roman" w:eastAsia="Times New Roman" w:cs="Times New Roman"/>
-        </w:rPr>
-        <w:t>-L5</w:t>
-      </w:r>
-      <w:r>
-        <w:rPr>
-          <w:rFonts w:hint="eastAsia" w:ascii="Times New Roman" w:hAnsi="Times New Roman" w:eastAsia="FangSong" w:cs="Times New Roman"/>
-        </w:rPr>
-        <w:t>实</w:t>
-      </w:r>
-      <w:r>
-        <w:rPr>
-          <w:rFonts w:hint="eastAsia" w:ascii="Times New Roman" w:hAnsi="Times New Roman" w:eastAsia="Times New Roman" w:cs="Times New Roman"/>
-        </w:rPr>
-        <w:t>9-</w:t>
-      </w:r>
-      <w:r>
-        <w:rPr>
-          <w:rFonts w:hint="eastAsia" w:ascii="Times New Roman" w:hAnsi="Times New Roman" w:eastAsia="FangSong" w:cs="Times New Roman"/>
-        </w:rPr>
-        <w:t>间接电化学氧化处理甲醇废水</w:t>
       </w:r>
     </w:p>
     <w:p>
@@ -15467,7 +14473,7 @@
         </w:rPr>
         <w:drawing>
           <wp:inline>
-            <wp:extent cx="3600000" cy="1957664"/>
+            <wp:extent cx="3600000" cy="1951095"/>
             <wp:effectExtent b="0" l="0" r="0" t="0"/>
             <wp:docPr descr="" title="" id="64" name="Picture"/>
             <a:graphic>
@@ -15488,7 +14494,7 @@
                   <pic:spPr bwMode="auto">
                     <a:xfrm>
                       <a:off x="0" y="0"/>
-                      <a:ext cx="3600000" cy="1957664"/>
+                      <a:ext cx="3600000" cy="1951095"/>
                     </a:xfrm>
                     <a:prstGeom prst="rect">
                       <a:avLst/>
@@ -16039,6 +15045,46 @@
         <w:t>）</w:t>
       </w:r>
     </w:p>
+    <w:p>
+      <w:pPr>
+        <w:spacing w:before="0" w:after="0"/>
+      </w:pPr>
+    </w:p>
+    <w:p>
+      <w:pPr>
+        <w:spacing w:before="0" w:after="0"/>
+      </w:pPr>
+    </w:p>
+    <w:p>
+      <w:pPr>
+        <w:spacing w:before="0" w:after="0"/>
+      </w:pPr>
+    </w:p>
+    <w:p>
+      <w:pPr>
+        <w:spacing w:before="0" w:after="0"/>
+      </w:pPr>
+    </w:p>
+    <w:p>
+      <w:pPr>
+        <w:spacing w:before="0" w:after="0"/>
+      </w:pPr>
+    </w:p>
+    <w:p>
+      <w:pPr>
+        <w:spacing w:before="0" w:after="0"/>
+      </w:pPr>
+    </w:p>
+    <w:p>
+      <w:pPr>
+        <w:spacing w:before="0" w:after="0"/>
+      </w:pPr>
+    </w:p>
+    <w:p>
+      <w:pPr>
+        <w:spacing w:before="0" w:after="0"/>
+      </w:pPr>
+    </w:p>
     <w:bookmarkStart w:id="68" w:name="分-21"/>
     <w:p>
       <w:pPr>
@@ -16072,67 +15118,6 @@
     </w:p>
     <w:p>
       <w:pPr>
-        <w:pStyle w:val="BlockText"/>
-      </w:pPr>
-      <w:r>
-        <w:rPr>
-          <w:rFonts w:hint="eastAsia" w:ascii="Times New Roman" w:hAnsi="Times New Roman" w:eastAsia="FangSong" w:cs="Times New Roman"/>
-          <w:b/>
-          <w:bCs/>
-        </w:rPr>
-        <w:t xml:space="preserve">来源</w:t>
-      </w:r>
-      <w:r>
-        <w:rPr>
-          <w:rFonts w:hint="eastAsia" w:ascii="Times New Roman" w:hAnsi="Times New Roman" w:eastAsia="Times New Roman" w:cs="Times New Roman"/>
-        </w:rPr>
-        <w:t>：</w:t>
-      </w:r>
-      <w:r>
-        <w:rPr>
-          <w:rFonts w:hint="eastAsia" w:ascii="Times New Roman" w:hAnsi="Times New Roman" w:eastAsia="FangSong" w:cs="Times New Roman"/>
-        </w:rPr>
-        <w:t>题</w:t>
-      </w:r>
-      <w:r>
-        <w:rPr>
-          <w:rFonts w:hint="eastAsia" w:ascii="Times New Roman" w:hAnsi="Times New Roman" w:eastAsia="Times New Roman" w:cs="Times New Roman"/>
-        </w:rPr>
-        <w:t>-938-</w:t>
-      </w:r>
-      <w:r>
-        <w:rPr>
-          <w:rFonts w:hint="eastAsia" w:ascii="Times New Roman" w:hAnsi="Times New Roman" w:eastAsia="FangSong" w:cs="Times New Roman"/>
-        </w:rPr>
-        <w:t>二分册</w:t>
-      </w:r>
-      <w:r>
-        <w:rPr>
-          <w:rFonts w:hint="eastAsia" w:ascii="Times New Roman" w:hAnsi="Times New Roman" w:eastAsia="Times New Roman" w:cs="Times New Roman"/>
-        </w:rPr>
-        <w:t>-L6</w:t>
-      </w:r>
-      <w:r>
-        <w:rPr>
-          <w:rFonts w:hint="eastAsia" w:ascii="Times New Roman" w:hAnsi="Times New Roman" w:eastAsia="FangSong" w:cs="Times New Roman"/>
-        </w:rPr>
-        <w:t>对例</w:t>
-      </w:r>
-      <w:r>
-        <w:rPr>
-          <w:rFonts w:hint="eastAsia" w:ascii="Times New Roman" w:hAnsi="Times New Roman" w:eastAsia="Times New Roman" w:cs="Times New Roman"/>
-        </w:rPr>
-        <w:t>3-2004</w:t>
-      </w:r>
-      <w:r>
-        <w:rPr>
-          <w:rFonts w:hint="eastAsia" w:ascii="Times New Roman" w:hAnsi="Times New Roman" w:eastAsia="FangSong" w:cs="Times New Roman"/>
-        </w:rPr>
-        <w:t>全国初赛钒吡啶甲酸配合物</w:t>
-      </w:r>
-    </w:p>
-    <w:p>
-      <w:pPr>
         <w:pStyle w:val="FirstParagraph"/>
       </w:pPr>
       <w:r>
@@ -16279,6 +15264,31 @@
         </w:rPr>
         <w:t>。</w:t>
       </w:r>
+    </w:p>
+    <w:p>
+      <w:pPr>
+        <w:spacing w:before="0" w:after="0"/>
+      </w:pPr>
+    </w:p>
+    <w:p>
+      <w:pPr>
+        <w:spacing w:before="0" w:after="0"/>
+      </w:pPr>
+    </w:p>
+    <w:p>
+      <w:pPr>
+        <w:spacing w:before="0" w:after="0"/>
+      </w:pPr>
+    </w:p>
+    <w:p>
+      <w:pPr>
+        <w:spacing w:before="0" w:after="0"/>
+      </w:pPr>
+    </w:p>
+    <w:p>
+      <w:pPr>
+        <w:spacing w:before="0" w:after="0"/>
+      </w:pPr>
     </w:p>
     <w:bookmarkEnd w:id="68"/>
     <w:bookmarkStart w:id="69" w:name="分-22"/>
@@ -16310,67 +15320,6 @@
           <w:rFonts w:hint="eastAsia" w:ascii="Times New Roman" w:hAnsi="Times New Roman" w:eastAsia="Times New Roman" w:cs="Times New Roman"/>
         </w:rPr>
         <w:t>）</w:t>
-      </w:r>
-    </w:p>
-    <w:p>
-      <w:pPr>
-        <w:pStyle w:val="BlockText"/>
-      </w:pPr>
-      <w:r>
-        <w:rPr>
-          <w:rFonts w:hint="eastAsia" w:ascii="Times New Roman" w:hAnsi="Times New Roman" w:eastAsia="FangSong" w:cs="Times New Roman"/>
-          <w:b/>
-          <w:bCs/>
-        </w:rPr>
-        <w:t xml:space="preserve">来源</w:t>
-      </w:r>
-      <w:r>
-        <w:rPr>
-          <w:rFonts w:hint="eastAsia" w:ascii="Times New Roman" w:hAnsi="Times New Roman" w:eastAsia="Times New Roman" w:cs="Times New Roman"/>
-        </w:rPr>
-        <w:t>：</w:t>
-      </w:r>
-      <w:r>
-        <w:rPr>
-          <w:rFonts w:hint="eastAsia" w:ascii="Times New Roman" w:hAnsi="Times New Roman" w:eastAsia="FangSong" w:cs="Times New Roman"/>
-        </w:rPr>
-        <w:t>题</w:t>
-      </w:r>
-      <w:r>
-        <w:rPr>
-          <w:rFonts w:hint="eastAsia" w:ascii="Times New Roman" w:hAnsi="Times New Roman" w:eastAsia="Times New Roman" w:cs="Times New Roman"/>
-        </w:rPr>
-        <w:t>-942-</w:t>
-      </w:r>
-      <w:r>
-        <w:rPr>
-          <w:rFonts w:hint="eastAsia" w:ascii="Times New Roman" w:hAnsi="Times New Roman" w:eastAsia="FangSong" w:cs="Times New Roman"/>
-        </w:rPr>
-        <w:t>二分册</w:t>
-      </w:r>
-      <w:r>
-        <w:rPr>
-          <w:rFonts w:hint="eastAsia" w:ascii="Times New Roman" w:hAnsi="Times New Roman" w:eastAsia="Times New Roman" w:cs="Times New Roman"/>
-        </w:rPr>
-        <w:t>-L6</w:t>
-      </w:r>
-      <w:r>
-        <w:rPr>
-          <w:rFonts w:hint="eastAsia" w:ascii="Times New Roman" w:hAnsi="Times New Roman" w:eastAsia="FangSong" w:cs="Times New Roman"/>
-        </w:rPr>
-        <w:t>实</w:t>
-      </w:r>
-      <w:r>
-        <w:rPr>
-          <w:rFonts w:hint="eastAsia" w:ascii="Times New Roman" w:hAnsi="Times New Roman" w:eastAsia="Times New Roman" w:cs="Times New Roman"/>
-        </w:rPr>
-        <w:t>4-</w:t>
-      </w:r>
-      <w:r>
-        <w:rPr>
-          <w:rFonts w:hint="eastAsia" w:ascii="Times New Roman" w:hAnsi="Times New Roman" w:eastAsia="FangSong" w:cs="Times New Roman"/>
-        </w:rPr>
-        <w:t>五种配合物异构类型判断</w:t>
       </w:r>
     </w:p>
     <w:p>
@@ -17110,6 +16059,21 @@
         <w:t xml:space="preserve">​</w:t>
       </w:r>
     </w:p>
+    <w:p>
+      <w:pPr>
+        <w:spacing w:before="0" w:after="0"/>
+      </w:pPr>
+    </w:p>
+    <w:p>
+      <w:pPr>
+        <w:spacing w:before="0" w:after="0"/>
+      </w:pPr>
+    </w:p>
+    <w:p>
+      <w:pPr>
+        <w:spacing w:before="0" w:after="0"/>
+      </w:pPr>
+    </w:p>
     <w:bookmarkEnd w:id="69"/>
     <w:bookmarkStart w:id="70" w:name="分-23"/>
     <w:p>
@@ -17140,79 +16104,6 @@
           <w:rFonts w:hint="eastAsia" w:ascii="Times New Roman" w:hAnsi="Times New Roman" w:eastAsia="Times New Roman" w:cs="Times New Roman"/>
         </w:rPr>
         <w:t>）</w:t>
-      </w:r>
-    </w:p>
-    <w:p>
-      <w:pPr>
-        <w:pStyle w:val="BlockText"/>
-      </w:pPr>
-      <w:r>
-        <w:rPr>
-          <w:rFonts w:hint="eastAsia" w:ascii="Times New Roman" w:hAnsi="Times New Roman" w:eastAsia="FangSong" w:cs="Times New Roman"/>
-          <w:b/>
-          <w:bCs/>
-        </w:rPr>
-        <w:t xml:space="preserve">来源</w:t>
-      </w:r>
-      <w:r>
-        <w:rPr>
-          <w:rFonts w:hint="eastAsia" w:ascii="Times New Roman" w:hAnsi="Times New Roman" w:eastAsia="Times New Roman" w:cs="Times New Roman"/>
-        </w:rPr>
-        <w:t>：</w:t>
-      </w:r>
-      <w:r>
-        <w:rPr>
-          <w:rFonts w:hint="eastAsia" w:ascii="Times New Roman" w:hAnsi="Times New Roman" w:eastAsia="FangSong" w:cs="Times New Roman"/>
-        </w:rPr>
-        <w:t>题</w:t>
-      </w:r>
-      <w:r>
-        <w:rPr>
-          <w:rFonts w:hint="eastAsia" w:ascii="Times New Roman" w:hAnsi="Times New Roman" w:eastAsia="Times New Roman" w:cs="Times New Roman"/>
-        </w:rPr>
-        <w:t>-946-</w:t>
-      </w:r>
-      <w:r>
-        <w:rPr>
-          <w:rFonts w:hint="eastAsia" w:ascii="Times New Roman" w:hAnsi="Times New Roman" w:eastAsia="FangSong" w:cs="Times New Roman"/>
-        </w:rPr>
-        <w:t>二分册</w:t>
-      </w:r>
-      <w:r>
-        <w:rPr>
-          <w:rFonts w:hint="eastAsia" w:ascii="Times New Roman" w:hAnsi="Times New Roman" w:eastAsia="Times New Roman" w:cs="Times New Roman"/>
-        </w:rPr>
-        <w:t>-L6</w:t>
-      </w:r>
-      <w:r>
-        <w:rPr>
-          <w:rFonts w:hint="eastAsia" w:ascii="Times New Roman" w:hAnsi="Times New Roman" w:eastAsia="FangSong" w:cs="Times New Roman"/>
-        </w:rPr>
-        <w:t>实</w:t>
-      </w:r>
-      <w:r>
-        <w:rPr>
-          <w:rFonts w:hint="eastAsia" w:ascii="Times New Roman" w:hAnsi="Times New Roman" w:eastAsia="Times New Roman" w:cs="Times New Roman"/>
-        </w:rPr>
-        <w:t>8-Cr</w:t>
-      </w:r>
-      <w:r>
-        <w:rPr>
-          <w:rFonts w:hint="eastAsia" w:ascii="Times New Roman" w:hAnsi="Times New Roman" w:eastAsia="FangSong" w:cs="Times New Roman"/>
-        </w:rPr>
-        <w:t>配合物</w:t>
-      </w:r>
-      <w:r>
-        <w:rPr>
-          <w:rFonts w:hint="eastAsia" w:ascii="Times New Roman" w:hAnsi="Times New Roman" w:eastAsia="Times New Roman" w:cs="Times New Roman"/>
-        </w:rPr>
-        <w:t>A</w:t>
-      </w:r>
-      <w:r>
-        <w:rPr>
-          <w:rFonts w:hint="eastAsia" w:ascii="Times New Roman" w:hAnsi="Times New Roman" w:eastAsia="FangSong" w:cs="Times New Roman"/>
-        </w:rPr>
-        <w:t>元素分析推断</w:t>
       </w:r>
     </w:p>
     <w:p>
@@ -17699,6 +16590,46 @@
         <w:t>）</w:t>
       </w:r>
     </w:p>
+    <w:p>
+      <w:pPr>
+        <w:spacing w:before="0" w:after="0"/>
+      </w:pPr>
+    </w:p>
+    <w:p>
+      <w:pPr>
+        <w:spacing w:before="0" w:after="0"/>
+      </w:pPr>
+    </w:p>
+    <w:p>
+      <w:pPr>
+        <w:spacing w:before="0" w:after="0"/>
+      </w:pPr>
+    </w:p>
+    <w:p>
+      <w:pPr>
+        <w:spacing w:before="0" w:after="0"/>
+      </w:pPr>
+    </w:p>
+    <w:p>
+      <w:pPr>
+        <w:spacing w:before="0" w:after="0"/>
+      </w:pPr>
+    </w:p>
+    <w:p>
+      <w:pPr>
+        <w:spacing w:before="0" w:after="0"/>
+      </w:pPr>
+    </w:p>
+    <w:p>
+      <w:pPr>
+        <w:spacing w:before="0" w:after="0"/>
+      </w:pPr>
+    </w:p>
+    <w:p>
+      <w:pPr>
+        <w:spacing w:before="0" w:after="0"/>
+      </w:pPr>
+    </w:p>
     <w:bookmarkStart w:id="72" w:name="分-24"/>
     <w:p>
       <w:pPr>
@@ -17732,64 +16663,18 @@
     </w:p>
     <w:p>
       <w:pPr>
-        <w:pStyle w:val="BlockText"/>
-      </w:pPr>
-      <w:r>
-        <w:rPr>
-          <w:rFonts w:hint="eastAsia" w:ascii="Times New Roman" w:hAnsi="Times New Roman" w:eastAsia="FangSong" w:cs="Times New Roman"/>
-          <w:b/>
-          <w:bCs/>
-        </w:rPr>
-        <w:t xml:space="preserve">来源</w:t>
-      </w:r>
-      <w:r>
-        <w:rPr>
-          <w:rFonts w:hint="eastAsia" w:ascii="Times New Roman" w:hAnsi="Times New Roman" w:eastAsia="Times New Roman" w:cs="Times New Roman"/>
-        </w:rPr>
-        <w:t>：</w:t>
-      </w:r>
-      <w:r>
-        <w:rPr>
-          <w:rFonts w:hint="eastAsia" w:ascii="Times New Roman" w:hAnsi="Times New Roman" w:eastAsia="FangSong" w:cs="Times New Roman"/>
-        </w:rPr>
-        <w:t>题</w:t>
-      </w:r>
-      <w:r>
-        <w:rPr>
-          <w:rFonts w:hint="eastAsia" w:ascii="Times New Roman" w:hAnsi="Times New Roman" w:eastAsia="Times New Roman" w:cs="Times New Roman"/>
-        </w:rPr>
-        <w:t>-1187-</w:t>
-      </w:r>
-      <w:r>
-        <w:rPr>
-          <w:rFonts w:hint="eastAsia" w:ascii="Times New Roman" w:hAnsi="Times New Roman" w:eastAsia="FangSong" w:cs="Times New Roman"/>
-        </w:rPr>
-        <w:t>二分册</w:t>
-      </w:r>
-      <w:r>
-        <w:rPr>
-          <w:rFonts w:hint="eastAsia" w:ascii="Times New Roman" w:hAnsi="Times New Roman" w:eastAsia="Times New Roman" w:cs="Times New Roman"/>
-        </w:rPr>
-        <w:t>-</w:t>
-      </w:r>
-      <w:r>
-        <w:rPr>
-          <w:rFonts w:hint="eastAsia" w:ascii="Times New Roman" w:hAnsi="Times New Roman" w:eastAsia="FangSong" w:cs="Times New Roman"/>
-        </w:rPr>
-        <w:t>测</w:t>
-      </w:r>
-      <w:r>
-        <w:rPr>
-          <w:rFonts w:hint="eastAsia" w:ascii="Times New Roman" w:hAnsi="Times New Roman" w:eastAsia="Times New Roman" w:cs="Times New Roman"/>
-        </w:rPr>
-        <w:t>2-7-EDTA</w:t>
-      </w:r>
-      <w:r>
-        <w:rPr>
-          <w:rFonts w:hint="eastAsia" w:ascii="Times New Roman" w:hAnsi="Times New Roman" w:eastAsia="FangSong" w:cs="Times New Roman"/>
-        </w:rPr>
-        <w:t>排铅与亚硝酰铁</w:t>
-      </w:r>
+        <w:spacing w:before="0" w:after="0"/>
+      </w:pPr>
+    </w:p>
+    <w:p>
+      <w:pPr>
+        <w:spacing w:before="0" w:after="0"/>
+      </w:pPr>
+    </w:p>
+    <w:p>
+      <w:pPr>
+        <w:spacing w:before="0" w:after="0"/>
+      </w:pPr>
     </w:p>
     <w:bookmarkEnd w:id="72"/>
     <w:bookmarkEnd w:id="73"/>

--- a/00-首页/题组Word/阶段测试卷/化学原理阶段测试卷II.docx
+++ b/00-首页/题组Word/阶段测试卷/化学原理阶段测试卷II.docx
@@ -11015,7 +11015,7 @@
             <m:sSubSup>
               <m:e>
                 <m:r>
-                  <m:t>​</m:t>
+                  <m:t xml:space="preserve"> </m:t>
                 </m:r>
               </m:e>
               <m:sub>
@@ -11238,7 +11238,7 @@
         <m:sSubSup>
           <m:e>
             <m:r>
-              <m:t>​</m:t>
+              <m:t xml:space="preserve"> </m:t>
             </m:r>
           </m:e>
           <m:sub>
@@ -11287,7 +11287,7 @@
         <m:sSup>
           <m:e>
             <m:r>
-              <m:t>​</m:t>
+              <m:t xml:space="preserve"> </m:t>
             </m:r>
           </m:e>
           <m:sup>

--- a/00-首页/题组Word/阶段测试卷/化学原理阶段测试卷II.docx
+++ b/00-首页/题组Word/阶段测试卷/化学原理阶段测试卷II.docx
@@ -5339,6 +5339,7 @@
     <w:p>
       <w:pPr>
         <w:pStyle w:val="BodyText"/>
+        <w:spacing w:before="0" w:after="0"/>
       </w:pPr>
       <w:r>
         <w:rPr>
@@ -5424,6 +5425,7 @@
     <w:p>
       <w:pPr>
         <w:pStyle w:val="BodyText"/>
+        <w:spacing w:before="0" w:after="0"/>
       </w:pPr>
       <w:r>
         <w:rPr>
@@ -5527,6 +5529,7 @@
     <w:p>
       <w:pPr>
         <w:pStyle w:val="BodyText"/>
+        <w:spacing w:before="0" w:after="0"/>
       </w:pPr>
       <w:r>
         <w:rPr>
@@ -5612,6 +5615,7 @@
     <w:p>
       <w:pPr>
         <w:pStyle w:val="BodyText"/>
+        <w:spacing w:before="0" w:after="0"/>
       </w:pPr>
       <w:r>
         <w:rPr>
@@ -6647,6 +6651,14 @@
         <w:tblStyle w:val="Table"/>
         <w:tblW w:type="pct" w:w="5000"/>
         <w:tblLayout w:type="fixed"/>
+        <w:tblBorders>
+          <w:top w:val="single" w:sz="12" w:space="0" w:color="000000"/>
+          <w:left w:val="none" w:sz="0" w:space="0" w:color="auto"/>
+          <w:bottom w:val="single" w:sz="12" w:space="0" w:color="000000"/>
+          <w:right w:val="none" w:sz="0" w:space="0" w:color="auto"/>
+          <w:insideH w:val="none" w:sz="0" w:space="0" w:color="auto"/>
+          <w:insideV w:val="none" w:sz="0" w:space="0" w:color="auto"/>
+        </w:tblBorders>
         <w:tblLook w:firstRow="1" w:lastRow="0" w:firstColumn="0" w:lastColumn="0" w:noHBand="0" w:noVBand="0" w:val="0020"/>
       </w:tblPr>
       <w:tblGrid>
@@ -6662,7 +6674,11 @@
           <w:tblHeader w:val="on"/>
         </w:trPr>
         <w:tc>
-          <w:tcPr/>
+          <w:tcPr>
+            <w:tcBorders>
+              <w:bottom w:val="single" w:sz="8" w:space="0" w:color="000000"/>
+            </w:tcBorders>
+          </w:tcPr>
           <w:p>
             <w:pPr>
               <w:pStyle w:val="Compact"/>
@@ -6715,7 +6731,11 @@
           </w:p>
         </w:tc>
         <w:tc>
-          <w:tcPr/>
+          <w:tcPr>
+            <w:tcBorders>
+              <w:bottom w:val="single" w:sz="8" w:space="0" w:color="000000"/>
+            </w:tcBorders>
+          </w:tcPr>
           <w:p>
             <w:pPr>
               <w:pStyle w:val="Compact"/>
@@ -6784,7 +6804,11 @@
           </w:p>
         </w:tc>
         <w:tc>
-          <w:tcPr/>
+          <w:tcPr>
+            <w:tcBorders>
+              <w:bottom w:val="single" w:sz="8" w:space="0" w:color="000000"/>
+            </w:tcBorders>
+          </w:tcPr>
           <w:p>
             <w:pPr>
               <w:pStyle w:val="Compact"/>
@@ -6853,7 +6877,11 @@
           </w:p>
         </w:tc>
         <w:tc>
-          <w:tcPr/>
+          <w:tcPr>
+            <w:tcBorders>
+              <w:bottom w:val="single" w:sz="8" w:space="0" w:color="000000"/>
+            </w:tcBorders>
+          </w:tcPr>
           <w:p>
             <w:pPr>
               <w:pStyle w:val="Compact"/>
@@ -6910,7 +6938,11 @@
           </w:p>
         </w:tc>
         <w:tc>
-          <w:tcPr/>
+          <w:tcPr>
+            <w:tcBorders>
+              <w:bottom w:val="single" w:sz="8" w:space="0" w:color="000000"/>
+            </w:tcBorders>
+          </w:tcPr>
           <w:p>
             <w:pPr>
               <w:pStyle w:val="Compact"/>
@@ -6967,7 +6999,11 @@
           </w:p>
         </w:tc>
         <w:tc>
-          <w:tcPr/>
+          <w:tcPr>
+            <w:tcBorders>
+              <w:bottom w:val="single" w:sz="8" w:space="0" w:color="000000"/>
+            </w:tcBorders>
+          </w:tcPr>
           <w:p>
             <w:pPr>
               <w:pStyle w:val="Compact"/>
@@ -7894,6 +7930,7 @@
     <w:p>
       <w:pPr>
         <w:pStyle w:val="BodyText"/>
+        <w:spacing w:before="0" w:after="0"/>
       </w:pPr>
       <w:r>
         <w:rPr>
@@ -8056,6 +8093,7 @@
     <w:p>
       <w:pPr>
         <w:pStyle w:val="BodyText"/>
+        <w:spacing w:before="0" w:after="0"/>
       </w:pPr>
       <w:r>
         <w:rPr>
@@ -8167,6 +8205,7 @@
     <w:p>
       <w:pPr>
         <w:pStyle w:val="BodyText"/>
+        <w:spacing w:before="0" w:after="0"/>
       </w:pPr>
       <w:r>
         <w:rPr>
@@ -8208,6 +8247,7 @@
     <w:p>
       <w:pPr>
         <w:pStyle w:val="BodyText"/>
+        <w:spacing w:before="0" w:after="0"/>
       </w:pPr>
       <w:r>
         <w:rPr>
@@ -9864,6 +9904,7 @@
     <w:p>
       <w:pPr>
         <w:pStyle w:val="BodyText"/>
+        <w:spacing w:before="0" w:after="0"/>
       </w:pPr>
       <w:r>
         <w:rPr>
@@ -10020,6 +10061,7 @@
     <w:p>
       <w:pPr>
         <w:pStyle w:val="BodyText"/>
+        <w:spacing w:before="0" w:after="0"/>
       </w:pPr>
       <w:r>
         <w:rPr>
@@ -10197,6 +10239,7 @@
     <w:p>
       <w:pPr>
         <w:pStyle w:val="BodyText"/>
+        <w:spacing w:before="0" w:after="0"/>
       </w:pPr>
       <w:r>
         <w:rPr>
@@ -10250,6 +10293,7 @@
     <w:p>
       <w:pPr>
         <w:pStyle w:val="BodyText"/>
+        <w:spacing w:before="0" w:after="0"/>
       </w:pPr>
       <w:r>
         <w:rPr>
@@ -11150,6 +11194,7 @@
     <w:p>
       <w:pPr>
         <w:pStyle w:val="BodyText"/>
+        <w:spacing w:before="0" w:after="0"/>
       </w:pPr>
       <w:r>
         <w:rPr>
@@ -11167,6 +11212,7 @@
     <w:p>
       <w:pPr>
         <w:pStyle w:val="BodyText"/>
+        <w:spacing w:before="0" w:after="0"/>
       </w:pPr>
       <w:r>
         <w:rPr>
@@ -11184,6 +11230,7 @@
     <w:p>
       <w:pPr>
         <w:pStyle w:val="BodyText"/>
+        <w:spacing w:before="0" w:after="0"/>
       </w:pPr>
       <w:r>
         <w:rPr>
@@ -11213,6 +11260,7 @@
     <w:p>
       <w:pPr>
         <w:pStyle w:val="BodyText"/>
+        <w:spacing w:before="0" w:after="0"/>
       </w:pPr>
       <w:r>
         <w:rPr>
@@ -13223,6 +13271,7 @@
     <w:p>
       <w:pPr>
         <w:pStyle w:val="BodyText"/>
+        <w:spacing w:before="0" w:after="0"/>
       </w:pPr>
       <w:r>
         <w:rPr>
@@ -13265,6 +13314,7 @@
     <w:p>
       <w:pPr>
         <w:pStyle w:val="BodyText"/>
+        <w:spacing w:before="0" w:after="0"/>
       </w:pPr>
       <w:r>
         <w:rPr>
@@ -13306,6 +13356,7 @@
     <w:p>
       <w:pPr>
         <w:pStyle w:val="BodyText"/>
+        <w:spacing w:before="0" w:after="0"/>
       </w:pPr>
       <w:r>
         <w:rPr>
@@ -13387,6 +13438,7 @@
     <w:p>
       <w:pPr>
         <w:pStyle w:val="BodyText"/>
+        <w:spacing w:before="0" w:after="0"/>
       </w:pPr>
       <w:r>
         <w:rPr>
@@ -13879,6 +13931,7 @@
     <w:p>
       <w:pPr>
         <w:pStyle w:val="BodyText"/>
+        <w:spacing w:before="0" w:after="0"/>
       </w:pPr>
       <w:r>
         <w:rPr>
@@ -13896,6 +13949,7 @@
     <w:p>
       <w:pPr>
         <w:pStyle w:val="BodyText"/>
+        <w:spacing w:before="0" w:after="0"/>
       </w:pPr>
       <w:r>
         <w:rPr>
@@ -13913,6 +13967,7 @@
     <w:p>
       <w:pPr>
         <w:pStyle w:val="BodyText"/>
+        <w:spacing w:before="0" w:after="0"/>
       </w:pPr>
       <w:r>
         <w:rPr>
@@ -14086,6 +14141,7 @@
     <w:p>
       <w:pPr>
         <w:pStyle w:val="BodyText"/>
+        <w:spacing w:before="0" w:after="0"/>
       </w:pPr>
       <w:r>
         <w:rPr>
@@ -17438,7 +17494,7 @@
     <ns0:rPr>
       <ns0:rFonts ns0:ascii="Times New Roman" ns0:cs="Times New Roman" ns0:eastAsia="SimHei" ns0:hAnsi="Times New Roman"/>
       <ns0:b/>
-      <ns0:color ns0:val="17324D"/>
+      <ns0:color ns0:val="000000"/>
       <ns0:sz ns0:val="44"/>
       <ns0:szCs ns0:val="56"/>
     </ns0:rPr>
@@ -17580,7 +17636,7 @@
     <ns0:rPr>
       <ns0:rFonts ns0:ascii="Times New Roman" ns0:cs="Times New Roman" ns0:eastAsia="SimHei" ns0:hAnsi="Times New Roman"/>
       <ns0:b/>
-      <ns0:color ns0:val="17324D"/>
+      <ns0:color ns0:val="000000"/>
       <ns0:sz ns0:val="32"/>
       <ns0:szCs ns0:val="40"/>
     </ns0:rPr>
@@ -17604,7 +17660,7 @@
     <ns0:rPr>
       <ns0:rFonts ns0:ascii="Times New Roman" ns0:cs="Times New Roman" ns0:eastAsia="SimHei" ns0:hAnsi="Times New Roman"/>
       <ns0:b/>
-      <ns0:color ns0:val="17324D"/>
+      <ns0:color ns0:val="000000"/>
       <ns0:sz ns0:val="28"/>
       <ns0:szCs ns0:val="32"/>
     </ns0:rPr>
@@ -17628,7 +17684,7 @@
     <ns0:rPr>
       <ns0:rFonts ns0:ascii="Times New Roman" ns0:cs="Times New Roman" ns0:eastAsia="SimHei" ns0:hAnsi="Times New Roman"/>
       <ns0:b/>
-      <ns0:color ns0:val="17324D"/>
+      <ns0:color ns0:val="000000"/>
       <ns0:sz ns0:val="25"/>
       <ns0:szCs ns0:val="28"/>
     </ns0:rPr>
